--- a/APLOS/POPResources/Templates/FGGRNRegisterReport202034.docx
+++ b/APLOS/POPResources/Templates/FGGRNRegisterReport202034.docx
@@ -13,8 +13,6 @@
           <w:szCs w:val="23"/>
         </w:rPr>
       </w:pPr>
-      <w:bookmarkStart w:id="0" w:name="_GoBack"/>
-      <w:bookmarkEnd w:id="0"/>
     </w:p>
     <w:p>
       <w:pPr>
@@ -35,23 +33,23 @@
         <mc:AlternateContent>
           <mc:Choice Requires="wps">
             <w:drawing>
-              <wp:anchor distT="45720" distB="45720" distL="114300" distR="114300" simplePos="0" relativeHeight="251663872" behindDoc="1" locked="0" layoutInCell="1" allowOverlap="1" wp14:anchorId="4A66F1F5" wp14:editId="6A632723">
+              <wp:anchor distT="45720" distB="45720" distL="114300" distR="114300" simplePos="0" relativeHeight="251663872" behindDoc="1" locked="0" layoutInCell="1" allowOverlap="1" wp14:anchorId="4A66F1F5" wp14:editId="21942E67">
                 <wp:simplePos x="0" y="0"/>
                 <wp:positionH relativeFrom="margin">
-                  <wp:posOffset>4239318</wp:posOffset>
+                  <wp:posOffset>4238625</wp:posOffset>
                 </wp:positionH>
                 <wp:positionV relativeFrom="paragraph">
-                  <wp:posOffset>102351</wp:posOffset>
+                  <wp:posOffset>99060</wp:posOffset>
                 </wp:positionV>
-                <wp:extent cx="2036445" cy="254635"/>
+                <wp:extent cx="2114550" cy="254635"/>
                 <wp:effectExtent l="0" t="0" r="0" b="0"/>
                 <wp:wrapTight wrapText="bothSides">
                   <wp:wrapPolygon edited="0">
-                    <wp:start x="606" y="0"/>
-                    <wp:lineTo x="606" y="19392"/>
-                    <wp:lineTo x="20812" y="19392"/>
-                    <wp:lineTo x="20812" y="0"/>
-                    <wp:lineTo x="606" y="0"/>
+                    <wp:start x="584" y="0"/>
+                    <wp:lineTo x="584" y="19392"/>
+                    <wp:lineTo x="20822" y="19392"/>
+                    <wp:lineTo x="20822" y="0"/>
+                    <wp:lineTo x="584" y="0"/>
                   </wp:wrapPolygon>
                 </wp:wrapTight>
                 <wp:docPr id="4" name="Text Box 2"/>
@@ -67,7 +65,7 @@
                       <wps:spPr bwMode="auto">
                         <a:xfrm>
                           <a:off x="0" y="0"/>
-                          <a:ext cx="2036445" cy="254635"/>
+                          <a:ext cx="2114550" cy="254635"/>
                         </a:xfrm>
                         <a:prstGeom prst="rect">
                           <a:avLst/>
@@ -102,7 +100,7 @@
                                 <w:u w:val="thick"/>
                                 <w:lang w:val="en-GB"/>
                               </w:rPr>
-                              <w:t>G</w:t>
+                              <w:t>FG</w:t>
                             </w:r>
                             <w:r>
                               <w:rPr>
@@ -114,7 +112,7 @@
                                 <w:u w:val="thick"/>
                                 <w:lang w:val="en-GB"/>
                               </w:rPr>
-                              <w:t>oods</w:t>
+                              <w:t xml:space="preserve"> </w:t>
                             </w:r>
                             <w:r>
                               <w:rPr>
@@ -126,7 +124,7 @@
                                 <w:u w:val="thick"/>
                                 <w:lang w:val="en-GB"/>
                               </w:rPr>
-                              <w:t xml:space="preserve"> R</w:t>
+                              <w:t>Inventory</w:t>
                             </w:r>
                             <w:r>
                               <w:rPr>
@@ -138,7 +136,7 @@
                                 <w:u w:val="thick"/>
                                 <w:lang w:val="en-GB"/>
                               </w:rPr>
-                              <w:t xml:space="preserve">eceipt </w:t>
+                              <w:t xml:space="preserve"> </w:t>
                             </w:r>
                             <w:r>
                               <w:rPr>
@@ -150,7 +148,7 @@
                                 <w:u w:val="thick"/>
                                 <w:lang w:val="en-GB"/>
                               </w:rPr>
-                              <w:t>N</w:t>
+                              <w:t>Register</w:t>
                             </w:r>
                             <w:r>
                               <w:rPr>
@@ -162,7 +160,7 @@
                                 <w:u w:val="thick"/>
                                 <w:lang w:val="en-GB"/>
                               </w:rPr>
-                              <w:t xml:space="preserve">ote </w:t>
+                              <w:t xml:space="preserve"> </w:t>
                             </w:r>
                             <w:r>
                               <w:rPr>
@@ -194,13 +192,13 @@
               </wp:anchor>
             </w:drawing>
           </mc:Choice>
-          <mc:Fallback xmlns:w15="http://schemas.microsoft.com/office/word/2012/wordml">
+          <mc:Fallback>
             <w:pict>
-              <v:shapetype w14:anchorId="4A66F1F5" id="_x0000_t202" coordsize="21600,21600" o:spt="202" path="m,l,21600r21600,l21600,xe">
+              <v:shapetype id="_x0000_t202" coordsize="21600,21600" o:spt="202" path="m,l,21600r21600,l21600,xe">
                 <v:stroke joinstyle="miter"/>
                 <v:path gradientshapeok="t" o:connecttype="rect"/>
               </v:shapetype>
-              <v:shape id="Text Box 2" o:spid="_x0000_s1026" type="#_x0000_t202" style="position:absolute;margin-left:333.8pt;margin-top:8.05pt;width:160.35pt;height:20.05pt;z-index:-251652608;visibility:visible;mso-wrap-style:square;mso-width-percent:0;mso-height-percent:0;mso-wrap-distance-left:9pt;mso-wrap-distance-top:3.6pt;mso-wrap-distance-right:9pt;mso-wrap-distance-bottom:3.6pt;mso-position-horizontal:absolute;mso-position-horizontal-relative:margin;mso-position-vertical:absolute;mso-position-vertical-relative:text;mso-width-percent:0;mso-height-percent:0;mso-width-relative:margin;mso-height-relative:margin;v-text-anchor:top" o:gfxdata="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" filled="f" stroked="f">
+              <v:shape id="Text Box 2" o:spid="_x0000_s1026" type="#_x0000_t202" style="position:absolute;margin-left:333.75pt;margin-top:7.8pt;width:166.5pt;height:20.05pt;z-index:-251652608;visibility:visible;mso-wrap-style:square;mso-width-percent:0;mso-height-percent:0;mso-wrap-distance-left:9pt;mso-wrap-distance-top:3.6pt;mso-wrap-distance-right:9pt;mso-wrap-distance-bottom:3.6pt;mso-position-horizontal:absolute;mso-position-horizontal-relative:margin;mso-position-vertical:absolute;mso-position-vertical-relative:text;mso-width-percent:0;mso-height-percent:0;mso-width-relative:margin;mso-height-relative:margin;v-text-anchor:top" o:gfxdata="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" filled="f" stroked="f">
                 <v:textbox>
                   <w:txbxContent>
                     <w:p>
@@ -223,7 +221,7 @@
                           <w:u w:val="thick"/>
                           <w:lang w:val="en-GB"/>
                         </w:rPr>
-                        <w:t>G</w:t>
+                        <w:t>FG</w:t>
                       </w:r>
                       <w:r>
                         <w:rPr>
@@ -235,7 +233,7 @@
                           <w:u w:val="thick"/>
                           <w:lang w:val="en-GB"/>
                         </w:rPr>
-                        <w:t>oods</w:t>
+                        <w:t xml:space="preserve"> </w:t>
                       </w:r>
                       <w:r>
                         <w:rPr>
@@ -247,7 +245,7 @@
                           <w:u w:val="thick"/>
                           <w:lang w:val="en-GB"/>
                         </w:rPr>
-                        <w:t xml:space="preserve"> R</w:t>
+                        <w:t>Inventory</w:t>
                       </w:r>
                       <w:r>
                         <w:rPr>
@@ -259,7 +257,7 @@
                           <w:u w:val="thick"/>
                           <w:lang w:val="en-GB"/>
                         </w:rPr>
-                        <w:t xml:space="preserve">eceipt </w:t>
+                        <w:t xml:space="preserve"> </w:t>
                       </w:r>
                       <w:r>
                         <w:rPr>
@@ -271,7 +269,7 @@
                           <w:u w:val="thick"/>
                           <w:lang w:val="en-GB"/>
                         </w:rPr>
-                        <w:t>N</w:t>
+                        <w:t>Register</w:t>
                       </w:r>
                       <w:r>
                         <w:rPr>
@@ -283,7 +281,7 @@
                           <w:u w:val="thick"/>
                           <w:lang w:val="en-GB"/>
                         </w:rPr>
-                        <w:t xml:space="preserve">ote </w:t>
+                        <w:t xml:space="preserve"> </w:t>
                       </w:r>
                       <w:r>
                         <w:rPr>
@@ -341,6 +339,7 @@
                 <w:szCs w:val="16"/>
               </w:rPr>
             </w:pPr>
+            <w:proofErr w:type="spellStart"/>
             <w:r>
               <w:rPr>
                 <w:rStyle w:val="normaltextrun"/>
@@ -352,6 +351,7 @@
               </w:rPr>
               <w:t>PONo</w:t>
             </w:r>
+            <w:proofErr w:type="spellEnd"/>
             <w:r>
               <w:rPr>
                 <w:rStyle w:val="normaltextrun"/>
@@ -393,7 +393,29 @@
                 <w:sz w:val="16"/>
                 <w:szCs w:val="16"/>
               </w:rPr>
-              <w:t>{PONumber}</w:t>
+              <w:t>{</w:t>
+            </w:r>
+            <w:proofErr w:type="spellStart"/>
+            <w:r>
+              <w:rPr>
+                <w:rStyle w:val="normaltextrun"/>
+                <w:rFonts w:ascii="Tahoma" w:hAnsi="Tahoma" w:cs="Tahoma"/>
+                <w:color w:val="000000"/>
+                <w:sz w:val="16"/>
+                <w:szCs w:val="16"/>
+              </w:rPr>
+              <w:t>PONumber</w:t>
+            </w:r>
+            <w:proofErr w:type="spellEnd"/>
+            <w:r>
+              <w:rPr>
+                <w:rStyle w:val="normaltextrun"/>
+                <w:rFonts w:ascii="Tahoma" w:hAnsi="Tahoma" w:cs="Tahoma"/>
+                <w:color w:val="000000"/>
+                <w:sz w:val="16"/>
+                <w:szCs w:val="16"/>
+              </w:rPr>
+              <w:t>}</w:t>
             </w:r>
             <w:r>
               <w:rPr>
@@ -418,6 +440,7 @@
                 <w:szCs w:val="16"/>
               </w:rPr>
             </w:pPr>
+            <w:proofErr w:type="spellStart"/>
             <w:r>
               <w:rPr>
                 <w:rFonts w:ascii="Tahoma" w:hAnsi="Tahoma" w:cs="Tahoma"/>
@@ -428,6 +451,7 @@
               </w:rPr>
               <w:t>PODate</w:t>
             </w:r>
+            <w:proofErr w:type="spellEnd"/>
             <w:r>
               <w:rPr>
                 <w:rStyle w:val="normaltextrun"/>
@@ -449,6 +473,7 @@
               </w:rPr>
               <w:t>{</w:t>
             </w:r>
+            <w:proofErr w:type="spellStart"/>
             <w:r>
               <w:rPr>
                 <w:rFonts w:ascii="Tahoma" w:hAnsi="Tahoma" w:cs="Tahoma"/>
@@ -458,6 +483,7 @@
               </w:rPr>
               <w:t>PODate</w:t>
             </w:r>
+            <w:proofErr w:type="spellEnd"/>
             <w:r>
               <w:rPr>
                 <w:rStyle w:val="normaltextrun"/>
@@ -501,6 +527,7 @@
               </w:rPr>
               <w:t>Employee Name:{</w:t>
             </w:r>
+            <w:proofErr w:type="spellStart"/>
             <w:r>
               <w:rPr>
                 <w:rStyle w:val="normaltextrun"/>
@@ -510,6 +537,7 @@
               </w:rPr>
               <w:t>EmployeeName</w:t>
             </w:r>
+            <w:proofErr w:type="spellEnd"/>
             <w:r>
               <w:rPr>
                 <w:rStyle w:val="normaltextrun"/>
@@ -623,6 +651,7 @@
               </w:rPr>
               <w:t>{</w:t>
             </w:r>
+            <w:proofErr w:type="spellStart"/>
             <w:r>
               <w:rPr>
                 <w:rFonts w:ascii="Tahoma" w:hAnsi="Tahoma" w:cs="Tahoma"/>
@@ -632,6 +661,7 @@
               </w:rPr>
               <w:t>GRNStatus</w:t>
             </w:r>
+            <w:proofErr w:type="spellEnd"/>
             <w:r>
               <w:rPr>
                 <w:rStyle w:val="normaltextrun"/>
@@ -671,6 +701,7 @@
               </w:rPr>
               <w:t>Creditable  Status :{</w:t>
             </w:r>
+            <w:proofErr w:type="spellStart"/>
             <w:r>
               <w:rPr>
                 <w:rStyle w:val="normaltextrun"/>
@@ -678,7 +709,17 @@
                 <w:sz w:val="16"/>
                 <w:szCs w:val="16"/>
               </w:rPr>
-              <w:t>CredtibleStatus} </w:t>
+              <w:t>CredtibleStatus</w:t>
+            </w:r>
+            <w:proofErr w:type="spellEnd"/>
+            <w:r>
+              <w:rPr>
+                <w:rStyle w:val="normaltextrun"/>
+                <w:rFonts w:ascii="Tahoma" w:hAnsi="Tahoma" w:cs="Tahoma"/>
+                <w:sz w:val="16"/>
+                <w:szCs w:val="16"/>
+              </w:rPr>
+              <w:t>} </w:t>
             </w:r>
           </w:p>
           <w:p>
@@ -727,6 +768,7 @@
               </w:rPr>
               <w:t>{</w:t>
             </w:r>
+            <w:proofErr w:type="spellStart"/>
             <w:r>
               <w:rPr>
                 <w:rStyle w:val="normaltextrun"/>
@@ -738,6 +780,7 @@
               </w:rPr>
               <w:t>grnNumber</w:t>
             </w:r>
+            <w:proofErr w:type="spellEnd"/>
             <w:r>
               <w:rPr>
                 <w:rStyle w:val="normaltextrun"/>
@@ -804,6 +847,7 @@
               </w:rPr>
               <w:t>{</w:t>
             </w:r>
+            <w:proofErr w:type="spellStart"/>
             <w:r>
               <w:rPr>
                 <w:rFonts w:ascii="Tahoma" w:hAnsi="Tahoma" w:cs="Tahoma"/>
@@ -813,6 +857,7 @@
               </w:rPr>
               <w:t>GRNDate</w:t>
             </w:r>
+            <w:proofErr w:type="spellEnd"/>
             <w:r>
               <w:rPr>
                 <w:rStyle w:val="normaltextrun"/>
@@ -868,6 +913,7 @@
                 <w:szCs w:val="16"/>
               </w:rPr>
             </w:pPr>
+            <w:proofErr w:type="spellStart"/>
             <w:r>
               <w:rPr>
                 <w:rStyle w:val="normaltextrun"/>
@@ -877,17 +923,30 @@
                 <w:sz w:val="16"/>
                 <w:szCs w:val="16"/>
               </w:rPr>
-              <w:t>GateEntry NO :</w:t>
-            </w:r>
+              <w:t>GateEntry</w:t>
+            </w:r>
+            <w:proofErr w:type="spellEnd"/>
             <w:r>
               <w:rPr>
                 <w:rStyle w:val="normaltextrun"/>
                 <w:rFonts w:ascii="Tahoma" w:hAnsi="Tahoma" w:cs="Tahoma"/>
+                <w:b/>
+                <w:bCs/>
+                <w:sz w:val="16"/>
+                <w:szCs w:val="16"/>
+              </w:rPr>
+              <w:t> NO :</w:t>
+            </w:r>
+            <w:r>
+              <w:rPr>
+                <w:rStyle w:val="normaltextrun"/>
+                <w:rFonts w:ascii="Tahoma" w:hAnsi="Tahoma" w:cs="Tahoma"/>
                 <w:sz w:val="16"/>
                 <w:szCs w:val="16"/>
               </w:rPr>
               <w:t>{</w:t>
             </w:r>
+            <w:proofErr w:type="spellStart"/>
             <w:r>
               <w:rPr>
                 <w:rStyle w:val="normaltextrun"/>
@@ -898,6 +957,7 @@
               </w:rPr>
               <w:t>GateEntryNo</w:t>
             </w:r>
+            <w:proofErr w:type="spellEnd"/>
             <w:r>
               <w:rPr>
                 <w:rStyle w:val="normaltextrun"/>
@@ -940,6 +1000,7 @@
               </w:rPr>
               <w:t>{</w:t>
             </w:r>
+            <w:proofErr w:type="spellStart"/>
             <w:r>
               <w:rPr>
                 <w:rFonts w:ascii="Tahoma" w:eastAsia="Times New Roman" w:hAnsi="Tahoma" w:cs="Tahoma"/>
@@ -959,6 +1020,7 @@
               </w:rPr>
               <w:t>EntryDate</w:t>
             </w:r>
+            <w:proofErr w:type="spellEnd"/>
             <w:r>
               <w:rPr>
                 <w:rStyle w:val="normaltextrun"/>
@@ -1025,8 +1087,19 @@
                 <w:sz w:val="16"/>
                 <w:szCs w:val="16"/>
               </w:rPr>
-              <w:t>:{ModeofTransport</w:t>
-            </w:r>
+              <w:t>:{</w:t>
+            </w:r>
+            <w:proofErr w:type="spellStart"/>
+            <w:r>
+              <w:rPr>
+                <w:rFonts w:ascii="Tahoma" w:hAnsi="Tahoma" w:cs="Tahoma"/>
+                <w:color w:val="000000"/>
+                <w:sz w:val="16"/>
+                <w:szCs w:val="16"/>
+              </w:rPr>
+              <w:t>ModeofTransport</w:t>
+            </w:r>
+            <w:proofErr w:type="spellEnd"/>
             <w:r>
               <w:rPr>
                 <w:rFonts w:ascii="Tahoma" w:hAnsi="Tahoma" w:cs="Tahoma"/>
@@ -1052,24 +1125,56 @@
                 <w:szCs w:val="16"/>
               </w:rPr>
             </w:pPr>
-            <w:r>
-              <w:rPr>
-                <w:rFonts w:ascii="Tahoma" w:hAnsi="Tahoma" w:cs="Tahoma"/>
-                <w:b/>
-                <w:color w:val="000000"/>
-                <w:sz w:val="16"/>
-                <w:szCs w:val="16"/>
-              </w:rPr>
-              <w:t xml:space="preserve">DocRefNo </w:t>
-            </w:r>
-            <w:r>
-              <w:rPr>
-                <w:rFonts w:ascii="Tahoma" w:hAnsi="Tahoma" w:cs="Tahoma"/>
-                <w:color w:val="000000"/>
-                <w:sz w:val="16"/>
-                <w:szCs w:val="16"/>
-              </w:rPr>
-              <w:t xml:space="preserve">:{DocRefNo}    </w:t>
+            <w:proofErr w:type="spellStart"/>
+            <w:r>
+              <w:rPr>
+                <w:rFonts w:ascii="Tahoma" w:hAnsi="Tahoma" w:cs="Tahoma"/>
+                <w:b/>
+                <w:color w:val="000000"/>
+                <w:sz w:val="16"/>
+                <w:szCs w:val="16"/>
+              </w:rPr>
+              <w:t>DocRefNo</w:t>
+            </w:r>
+            <w:proofErr w:type="spellEnd"/>
+            <w:r>
+              <w:rPr>
+                <w:rFonts w:ascii="Tahoma" w:hAnsi="Tahoma" w:cs="Tahoma"/>
+                <w:b/>
+                <w:color w:val="000000"/>
+                <w:sz w:val="16"/>
+                <w:szCs w:val="16"/>
+              </w:rPr>
+              <w:t xml:space="preserve"> </w:t>
+            </w:r>
+            <w:r>
+              <w:rPr>
+                <w:rFonts w:ascii="Tahoma" w:hAnsi="Tahoma" w:cs="Tahoma"/>
+                <w:color w:val="000000"/>
+                <w:sz w:val="16"/>
+                <w:szCs w:val="16"/>
+              </w:rPr>
+              <w:t>:{</w:t>
+            </w:r>
+            <w:proofErr w:type="spellStart"/>
+            <w:r>
+              <w:rPr>
+                <w:rFonts w:ascii="Tahoma" w:hAnsi="Tahoma" w:cs="Tahoma"/>
+                <w:color w:val="000000"/>
+                <w:sz w:val="16"/>
+                <w:szCs w:val="16"/>
+              </w:rPr>
+              <w:t>DocRefNo</w:t>
+            </w:r>
+            <w:proofErr w:type="spellEnd"/>
+            <w:r>
+              <w:rPr>
+                <w:rFonts w:ascii="Tahoma" w:hAnsi="Tahoma" w:cs="Tahoma"/>
+                <w:color w:val="000000"/>
+                <w:sz w:val="16"/>
+                <w:szCs w:val="16"/>
+              </w:rPr>
+              <w:t xml:space="preserve">}    </w:t>
             </w:r>
           </w:p>
           <w:p>
@@ -1082,24 +1187,56 @@
                 <w:szCs w:val="16"/>
               </w:rPr>
             </w:pPr>
-            <w:r>
-              <w:rPr>
-                <w:rFonts w:ascii="Tahoma" w:hAnsi="Tahoma" w:cs="Tahoma"/>
-                <w:b/>
-                <w:color w:val="000000"/>
-                <w:sz w:val="16"/>
-                <w:szCs w:val="16"/>
-              </w:rPr>
-              <w:t xml:space="preserve">DocDate    </w:t>
-            </w:r>
-            <w:r>
-              <w:rPr>
-                <w:rFonts w:ascii="Tahoma" w:hAnsi="Tahoma" w:cs="Tahoma"/>
-                <w:color w:val="000000"/>
-                <w:sz w:val="16"/>
-                <w:szCs w:val="16"/>
-              </w:rPr>
-              <w:t xml:space="preserve">:{DocDate}   </w:t>
+            <w:proofErr w:type="spellStart"/>
+            <w:r>
+              <w:rPr>
+                <w:rFonts w:ascii="Tahoma" w:hAnsi="Tahoma" w:cs="Tahoma"/>
+                <w:b/>
+                <w:color w:val="000000"/>
+                <w:sz w:val="16"/>
+                <w:szCs w:val="16"/>
+              </w:rPr>
+              <w:t>DocDate</w:t>
+            </w:r>
+            <w:proofErr w:type="spellEnd"/>
+            <w:r>
+              <w:rPr>
+                <w:rFonts w:ascii="Tahoma" w:hAnsi="Tahoma" w:cs="Tahoma"/>
+                <w:b/>
+                <w:color w:val="000000"/>
+                <w:sz w:val="16"/>
+                <w:szCs w:val="16"/>
+              </w:rPr>
+              <w:t xml:space="preserve">    </w:t>
+            </w:r>
+            <w:r>
+              <w:rPr>
+                <w:rFonts w:ascii="Tahoma" w:hAnsi="Tahoma" w:cs="Tahoma"/>
+                <w:color w:val="000000"/>
+                <w:sz w:val="16"/>
+                <w:szCs w:val="16"/>
+              </w:rPr>
+              <w:t>:{</w:t>
+            </w:r>
+            <w:proofErr w:type="spellStart"/>
+            <w:r>
+              <w:rPr>
+                <w:rFonts w:ascii="Tahoma" w:hAnsi="Tahoma" w:cs="Tahoma"/>
+                <w:color w:val="000000"/>
+                <w:sz w:val="16"/>
+                <w:szCs w:val="16"/>
+              </w:rPr>
+              <w:t>DocDate</w:t>
+            </w:r>
+            <w:proofErr w:type="spellEnd"/>
+            <w:r>
+              <w:rPr>
+                <w:rFonts w:ascii="Tahoma" w:hAnsi="Tahoma" w:cs="Tahoma"/>
+                <w:color w:val="000000"/>
+                <w:sz w:val="16"/>
+                <w:szCs w:val="16"/>
+              </w:rPr>
+              <w:t xml:space="preserve">}   </w:t>
             </w:r>
           </w:p>
           <w:p>
@@ -1158,7 +1295,31 @@
                 <w:sz w:val="16"/>
                 <w:szCs w:val="16"/>
               </w:rPr>
-              <w:t>{VendorName}</w:t>
+              <w:t>{</w:t>
+            </w:r>
+            <w:proofErr w:type="spellStart"/>
+            <w:r>
+              <w:rPr>
+                <w:rFonts w:ascii="Tahoma" w:eastAsia="Times New Roman" w:hAnsi="Tahoma" w:cs="Tahoma"/>
+                <w:b/>
+                <w:bCs/>
+                <w:color w:val="000000"/>
+                <w:sz w:val="16"/>
+                <w:szCs w:val="16"/>
+              </w:rPr>
+              <w:t>VendorName</w:t>
+            </w:r>
+            <w:proofErr w:type="spellEnd"/>
+            <w:r>
+              <w:rPr>
+                <w:rFonts w:ascii="Tahoma" w:eastAsia="Times New Roman" w:hAnsi="Tahoma" w:cs="Tahoma"/>
+                <w:b/>
+                <w:bCs/>
+                <w:color w:val="000000"/>
+                <w:sz w:val="16"/>
+                <w:szCs w:val="16"/>
+              </w:rPr>
+              <w:t>}</w:t>
             </w:r>
           </w:p>
           <w:p>
@@ -1189,6 +1350,7 @@
               </w:rPr>
               <w:t>{</w:t>
             </w:r>
+            <w:proofErr w:type="spellStart"/>
             <w:r>
               <w:rPr>
                 <w:rFonts w:ascii="Tahoma" w:hAnsi="Tahoma" w:cs="Tahoma"/>
@@ -1198,6 +1360,7 @@
               </w:rPr>
               <w:t>DeliveryByAddress</w:t>
             </w:r>
+            <w:proofErr w:type="spellEnd"/>
             <w:r>
               <w:rPr>
                 <w:rFonts w:ascii="Tahoma" w:eastAsia="Times New Roman" w:hAnsi="Tahoma" w:cs="Tahoma"/>
@@ -1252,6 +1415,7 @@
               </w:rPr>
               <w:t>{</w:t>
             </w:r>
+            <w:proofErr w:type="spellStart"/>
             <w:r>
               <w:rPr>
                 <w:rFonts w:ascii="Tahoma" w:eastAsia="Times New Roman" w:hAnsi="Tahoma" w:cs="Tahoma"/>
@@ -1262,6 +1426,7 @@
               </w:rPr>
               <w:t>InvoicingPartyName</w:t>
             </w:r>
+            <w:proofErr w:type="spellEnd"/>
             <w:r>
               <w:rPr>
                 <w:rFonts w:ascii="Tahoma" w:eastAsia="Times New Roman" w:hAnsi="Tahoma" w:cs="Tahoma"/>
@@ -1302,6 +1467,7 @@
               </w:rPr>
               <w:t>{</w:t>
             </w:r>
+            <w:proofErr w:type="spellStart"/>
             <w:r>
               <w:rPr>
                 <w:rFonts w:ascii="Tahoma" w:hAnsi="Tahoma" w:cs="Tahoma"/>
@@ -1311,6 +1477,7 @@
               </w:rPr>
               <w:t>InvoicingByAddress</w:t>
             </w:r>
+            <w:proofErr w:type="spellEnd"/>
             <w:r>
               <w:rPr>
                 <w:rFonts w:ascii="Tahoma" w:eastAsia="Times New Roman" w:hAnsi="Tahoma" w:cs="Tahoma"/>
@@ -1348,7 +1515,29 @@
                 <w:sz w:val="16"/>
                 <w:szCs w:val="16"/>
               </w:rPr>
-              <w:t>{InvoicingPartyGSTIN}</w:t>
+              <w:t>{</w:t>
+            </w:r>
+            <w:proofErr w:type="spellStart"/>
+            <w:r>
+              <w:rPr>
+                <w:rFonts w:ascii="Tahoma" w:eastAsia="Times New Roman" w:hAnsi="Tahoma" w:cs="Tahoma"/>
+                <w:bCs/>
+                <w:color w:val="000000"/>
+                <w:sz w:val="16"/>
+                <w:szCs w:val="16"/>
+              </w:rPr>
+              <w:t>InvoicingPartyGSTIN</w:t>
+            </w:r>
+            <w:proofErr w:type="spellEnd"/>
+            <w:r>
+              <w:rPr>
+                <w:rFonts w:ascii="Tahoma" w:eastAsia="Times New Roman" w:hAnsi="Tahoma" w:cs="Tahoma"/>
+                <w:bCs/>
+                <w:color w:val="000000"/>
+                <w:sz w:val="16"/>
+                <w:szCs w:val="16"/>
+              </w:rPr>
+              <w:t>}</w:t>
             </w:r>
           </w:p>
         </w:tc>
@@ -1386,7 +1575,29 @@
                 <w:sz w:val="16"/>
                 <w:szCs w:val="16"/>
               </w:rPr>
-              <w:t>{materialItems}</w:t>
+              <w:t>{</w:t>
+            </w:r>
+            <w:proofErr w:type="spellStart"/>
+            <w:r>
+              <w:rPr>
+                <w:rFonts w:ascii="Tahoma" w:eastAsia="Arial" w:hAnsi="Tahoma" w:cs="Tahoma"/>
+                <w:b/>
+                <w:bCs/>
+                <w:sz w:val="16"/>
+                <w:szCs w:val="16"/>
+              </w:rPr>
+              <w:t>materialItems</w:t>
+            </w:r>
+            <w:proofErr w:type="spellEnd"/>
+            <w:r>
+              <w:rPr>
+                <w:rFonts w:ascii="Tahoma" w:eastAsia="Arial" w:hAnsi="Tahoma" w:cs="Tahoma"/>
+                <w:b/>
+                <w:bCs/>
+                <w:sz w:val="16"/>
+                <w:szCs w:val="16"/>
+              </w:rPr>
+              <w:t>}</w:t>
             </w:r>
           </w:p>
         </w:tc>
@@ -1423,7 +1634,29 @@
                 <w:sz w:val="16"/>
                 <w:szCs w:val="16"/>
               </w:rPr>
-              <w:t>{ServiceItems}</w:t>
+              <w:t>{</w:t>
+            </w:r>
+            <w:proofErr w:type="spellStart"/>
+            <w:r>
+              <w:rPr>
+                <w:rFonts w:ascii="Tahoma" w:eastAsia="Arial" w:hAnsi="Tahoma" w:cs="Tahoma"/>
+                <w:b/>
+                <w:bCs/>
+                <w:sz w:val="16"/>
+                <w:szCs w:val="16"/>
+              </w:rPr>
+              <w:t>ServiceItems</w:t>
+            </w:r>
+            <w:proofErr w:type="spellEnd"/>
+            <w:r>
+              <w:rPr>
+                <w:rFonts w:ascii="Tahoma" w:eastAsia="Arial" w:hAnsi="Tahoma" w:cs="Tahoma"/>
+                <w:b/>
+                <w:bCs/>
+                <w:sz w:val="16"/>
+                <w:szCs w:val="16"/>
+              </w:rPr>
+              <w:t>}</w:t>
             </w:r>
             <w:r>
               <w:rPr>
@@ -1454,7 +1687,31 @@
                 <w:szCs w:val="16"/>
                 <w:lang w:eastAsia="en-IN"/>
               </w:rPr>
-              <w:t>{InventoryReceiveAdditionalTax}</w:t>
+              <w:t>{</w:t>
+            </w:r>
+            <w:proofErr w:type="spellStart"/>
+            <w:r>
+              <w:rPr>
+                <w:rFonts w:ascii="Tahoma" w:hAnsi="Tahoma" w:cs="Tahoma"/>
+                <w:b/>
+                <w:color w:val="000000" w:themeColor="text1"/>
+                <w:sz w:val="16"/>
+                <w:szCs w:val="16"/>
+                <w:lang w:eastAsia="en-IN"/>
+              </w:rPr>
+              <w:t>InventoryReceiveAdditionalTax</w:t>
+            </w:r>
+            <w:proofErr w:type="spellEnd"/>
+            <w:r>
+              <w:rPr>
+                <w:rFonts w:ascii="Tahoma" w:hAnsi="Tahoma" w:cs="Tahoma"/>
+                <w:b/>
+                <w:color w:val="000000" w:themeColor="text1"/>
+                <w:sz w:val="16"/>
+                <w:szCs w:val="16"/>
+                <w:lang w:eastAsia="en-IN"/>
+              </w:rPr>
+              <w:t>}</w:t>
             </w:r>
             <w:r>
               <w:rPr>
@@ -1501,7 +1758,29 @@
                 <w:sz w:val="16"/>
                 <w:szCs w:val="16"/>
               </w:rPr>
-              <w:t>In Words: {TotalInWords}</w:t>
+              <w:t>In Words: {</w:t>
+            </w:r>
+            <w:proofErr w:type="spellStart"/>
+            <w:r>
+              <w:rPr>
+                <w:rFonts w:ascii="Tahoma" w:eastAsia="Arial" w:hAnsi="Tahoma" w:cs="Tahoma"/>
+                <w:b/>
+                <w:bCs/>
+                <w:sz w:val="16"/>
+                <w:szCs w:val="16"/>
+              </w:rPr>
+              <w:t>TotalInWords</w:t>
+            </w:r>
+            <w:proofErr w:type="spellEnd"/>
+            <w:r>
+              <w:rPr>
+                <w:rFonts w:ascii="Tahoma" w:eastAsia="Arial" w:hAnsi="Tahoma" w:cs="Tahoma"/>
+                <w:b/>
+                <w:bCs/>
+                <w:sz w:val="16"/>
+                <w:szCs w:val="16"/>
+              </w:rPr>
+              <w:t>}</w:t>
             </w:r>
           </w:p>
           <w:p>
@@ -1584,7 +1863,29 @@
                 <w:sz w:val="16"/>
                 <w:szCs w:val="16"/>
               </w:rPr>
-              <w:t>Total Amount: {GrandTotal}</w:t>
+              <w:t>Total Amount: {</w:t>
+            </w:r>
+            <w:proofErr w:type="spellStart"/>
+            <w:r>
+              <w:rPr>
+                <w:rFonts w:ascii="Tahoma" w:eastAsia="Arial" w:hAnsi="Tahoma" w:cs="Tahoma"/>
+                <w:b/>
+                <w:bCs/>
+                <w:sz w:val="16"/>
+                <w:szCs w:val="16"/>
+              </w:rPr>
+              <w:t>GrandTotal</w:t>
+            </w:r>
+            <w:proofErr w:type="spellEnd"/>
+            <w:r>
+              <w:rPr>
+                <w:rFonts w:ascii="Tahoma" w:eastAsia="Arial" w:hAnsi="Tahoma" w:cs="Tahoma"/>
+                <w:b/>
+                <w:bCs/>
+                <w:sz w:val="16"/>
+                <w:szCs w:val="16"/>
+              </w:rPr>
+              <w:t>}</w:t>
             </w:r>
             <w:r>
               <w:rPr>
@@ -1664,80 +1965,6 @@
               <w:left w:val="single" w:sz="4" w:space="0" w:color="auto"/>
             </w:tcBorders>
           </w:tcPr>
-          <w:p>
-            <w:pPr>
-              <w:rPr>
-                <w:rFonts w:ascii="Tahoma" w:hAnsi="Tahoma" w:cs="Tahoma"/>
-                <w:sz w:val="16"/>
-                <w:szCs w:val="16"/>
-                <w:u w:val="single"/>
-              </w:rPr>
-            </w:pPr>
-            <w:r>
-              <w:rPr>
-                <w:rFonts w:ascii="Tahoma" w:eastAsia="Arial" w:hAnsi="Tahoma" w:cs="Tahoma"/>
-                <w:b/>
-                <w:bCs/>
-                <w:sz w:val="16"/>
-                <w:szCs w:val="16"/>
-                <w:u w:val="single"/>
-              </w:rPr>
-              <w:t xml:space="preserve">KINDLY SIGN THIS </w:t>
-            </w:r>
-            <w:r>
-              <w:rPr>
-                <w:rFonts w:ascii="Tahoma" w:hAnsi="Tahoma" w:cs="Tahoma"/>
-                <w:b/>
-                <w:bCs/>
-                <w:sz w:val="16"/>
-                <w:szCs w:val="16"/>
-                <w:u w:val="single"/>
-              </w:rPr>
-              <w:t xml:space="preserve"> INVENTORY RECEIVE</w:t>
-            </w:r>
-            <w:r>
-              <w:rPr>
-                <w:rFonts w:ascii="Tahoma" w:hAnsi="Tahoma" w:cs="Tahoma"/>
-                <w:sz w:val="16"/>
-                <w:szCs w:val="16"/>
-                <w:u w:val="single"/>
-              </w:rPr>
-              <w:t xml:space="preserve"> </w:t>
-            </w:r>
-            <w:r>
-              <w:rPr>
-                <w:rFonts w:ascii="Tahoma" w:eastAsia="Arial" w:hAnsi="Tahoma" w:cs="Tahoma"/>
-                <w:b/>
-                <w:bCs/>
-                <w:sz w:val="16"/>
-                <w:szCs w:val="16"/>
-                <w:u w:val="single"/>
-              </w:rPr>
-              <w:t>ORDER AND SEND US BACK BY EMAI</w:t>
-            </w:r>
-            <w:r>
-              <w:rPr>
-                <w:rFonts w:ascii="Tahoma" w:eastAsia="Arial" w:hAnsi="Tahoma" w:cs="Tahoma"/>
-                <w:b/>
-                <w:bCs/>
-                <w:sz w:val="16"/>
-                <w:szCs w:val="16"/>
-                <w:u w:val="single"/>
-              </w:rPr>
-              <w:t>L</w:t>
-            </w:r>
-            <w:r>
-              <w:rPr>
-                <w:rFonts w:ascii="Tahoma" w:eastAsia="Arial" w:hAnsi="Tahoma" w:cs="Tahoma"/>
-                <w:b/>
-                <w:bCs/>
-                <w:sz w:val="16"/>
-                <w:szCs w:val="16"/>
-                <w:u w:val="single"/>
-              </w:rPr>
-              <w:t>.</w:t>
-            </w:r>
-          </w:p>
           <w:p/>
           <w:tbl>
             <w:tblPr>
@@ -1850,7 +2077,31 @@
                       <w:szCs w:val="16"/>
                       <w:shd w:val="clear" w:color="auto" w:fill="FFFFFF"/>
                     </w:rPr>
-                    <w:t xml:space="preserve"> Cedaar Textile Pvt. Ltd.</w:t>
+                    <w:t xml:space="preserve"> </w:t>
+                  </w:r>
+                  <w:proofErr w:type="spellStart"/>
+                  <w:r>
+                    <w:rPr>
+                      <w:rFonts w:ascii="Tahoma" w:hAnsi="Tahoma" w:cs="Tahoma"/>
+                      <w:b/>
+                      <w:bCs/>
+                      <w:sz w:val="16"/>
+                      <w:szCs w:val="16"/>
+                      <w:shd w:val="clear" w:color="auto" w:fill="FFFFFF"/>
+                    </w:rPr>
+                    <w:t>Cedaar</w:t>
+                  </w:r>
+                  <w:proofErr w:type="spellEnd"/>
+                  <w:r>
+                    <w:rPr>
+                      <w:rFonts w:ascii="Tahoma" w:hAnsi="Tahoma" w:cs="Tahoma"/>
+                      <w:b/>
+                      <w:bCs/>
+                      <w:sz w:val="16"/>
+                      <w:szCs w:val="16"/>
+                      <w:shd w:val="clear" w:color="auto" w:fill="FFFFFF"/>
+                    </w:rPr>
+                    <w:t xml:space="preserve"> Textile Pvt. Ltd.</w:t>
                   </w:r>
                 </w:p>
                 <w:p>
@@ -2055,6 +2306,7 @@
                     </w:rPr>
                     <w:t>{</w:t>
                   </w:r>
+                  <w:proofErr w:type="spellStart"/>
                   <w:r>
                     <w:rPr>
                       <w:rFonts w:ascii="Tahoma" w:hAnsi="Tahoma" w:cs="Tahoma"/>
@@ -2065,6 +2317,7 @@
                     </w:rPr>
                     <w:t>AddedBy</w:t>
                   </w:r>
+                  <w:proofErr w:type="spellEnd"/>
                   <w:r>
                     <w:rPr>
                       <w:rFonts w:ascii="Tahoma" w:eastAsia="Arial" w:hAnsi="Tahoma" w:cs="Tahoma"/>
@@ -2173,6 +2426,7 @@
                     </w:rPr>
                     <w:t>{</w:t>
                   </w:r>
+                  <w:proofErr w:type="spellStart"/>
                   <w:r>
                     <w:rPr>
                       <w:rFonts w:ascii="Tahoma" w:hAnsi="Tahoma" w:cs="Tahoma"/>
@@ -2183,6 +2437,7 @@
                     </w:rPr>
                     <w:t>CheckedBy</w:t>
                   </w:r>
+                  <w:proofErr w:type="spellEnd"/>
                   <w:r>
                     <w:rPr>
                       <w:rFonts w:ascii="Tahoma" w:eastAsia="Arial" w:hAnsi="Tahoma" w:cs="Tahoma"/>
@@ -2288,6 +2543,7 @@
                     </w:rPr>
                     <w:t>{</w:t>
                   </w:r>
+                  <w:proofErr w:type="spellStart"/>
                   <w:r>
                     <w:rPr>
                       <w:rFonts w:ascii="Tahoma" w:hAnsi="Tahoma" w:cs="Tahoma"/>
@@ -2298,6 +2554,7 @@
                     </w:rPr>
                     <w:t>AuthorizedBy</w:t>
                   </w:r>
+                  <w:proofErr w:type="spellEnd"/>
                   <w:r>
                     <w:rPr>
                       <w:rFonts w:ascii="Tahoma" w:eastAsia="Arial" w:hAnsi="Tahoma" w:cs="Tahoma"/>
@@ -2433,6 +2690,8 @@
           <w:szCs w:val="20"/>
         </w:rPr>
       </w:pPr>
+      <w:bookmarkStart w:id="0" w:name="_GoBack"/>
+      <w:bookmarkEnd w:id="0"/>
     </w:p>
     <w:p>
       <w:pPr>
@@ -2574,8 +2833,20 @@
         <w:szCs w:val="18"/>
         <w:lang w:val="en-IN"/>
       </w:rPr>
-      <w:t>KSSIDC Plot No:34</w:t>
+      <w:t>KSSIDC Plot No</w:t>
     </w:r>
+    <w:proofErr w:type="gramStart"/>
+    <w:r>
+      <w:rPr>
+        <w:rFonts w:ascii="Arial" w:hAnsi="Arial" w:cs="Arial"/>
+        <w:color w:val="525A5D"/>
+        <w:sz w:val="18"/>
+        <w:szCs w:val="18"/>
+        <w:lang w:val="en-IN"/>
+      </w:rPr>
+      <w:t>:34</w:t>
+    </w:r>
+    <w:proofErr w:type="gramEnd"/>
     <w:r>
       <w:rPr>
         <w:rFonts w:ascii="Arial" w:hAnsi="Arial" w:cs="Arial"/>
@@ -2586,6 +2857,7 @@
       </w:rPr>
       <w:t xml:space="preserve">, </w:t>
     </w:r>
+    <w:proofErr w:type="spellStart"/>
     <w:r>
       <w:rPr>
         <w:rFonts w:ascii="Arial" w:hAnsi="Arial" w:cs="Arial"/>
@@ -2594,7 +2866,18 @@
         <w:szCs w:val="18"/>
         <w:lang w:val="en-IN"/>
       </w:rPr>
-      <w:t>Yelahanka, New Town</w:t>
+      <w:t>Yelahanka</w:t>
+    </w:r>
+    <w:proofErr w:type="spellEnd"/>
+    <w:r>
+      <w:rPr>
+        <w:rFonts w:ascii="Arial" w:hAnsi="Arial" w:cs="Arial"/>
+        <w:color w:val="525A5D"/>
+        <w:sz w:val="18"/>
+        <w:szCs w:val="18"/>
+        <w:lang w:val="en-IN"/>
+      </w:rPr>
+      <w:t>, New Town</w:t>
     </w:r>
     <w:r>
       <w:rPr>
@@ -2626,6 +2909,7 @@
       </w:rPr>
       <w:t xml:space="preserve">, </w:t>
     </w:r>
+    <w:proofErr w:type="spellStart"/>
     <w:r>
       <w:rPr>
         <w:rFonts w:ascii="Arial" w:hAnsi="Arial" w:cs="Arial"/>
@@ -2634,7 +2918,18 @@
         <w:szCs w:val="18"/>
         <w:lang w:val="en-IN"/>
       </w:rPr>
-      <w:t xml:space="preserve">Karnatka – </w:t>
+      <w:t>Karnatka</w:t>
+    </w:r>
+    <w:proofErr w:type="spellEnd"/>
+    <w:r>
+      <w:rPr>
+        <w:rFonts w:ascii="Arial" w:hAnsi="Arial" w:cs="Arial"/>
+        <w:color w:val="525A5D"/>
+        <w:sz w:val="18"/>
+        <w:szCs w:val="18"/>
+        <w:lang w:val="en-IN"/>
+      </w:rPr>
+      <w:t xml:space="preserve"> – </w:t>
     </w:r>
     <w:r>
       <w:rPr>
@@ -2816,6 +3111,7 @@
                               <w:szCs w:val="18"/>
                             </w:rPr>
                           </w:pPr>
+                          <w:proofErr w:type="spellStart"/>
                           <w:r>
                             <w:rPr>
                               <w:rFonts w:ascii="Arial" w:hAnsi="Arial" w:cs="Arial"/>
@@ -2823,7 +3119,97 @@
                               <w:sz w:val="18"/>
                               <w:szCs w:val="18"/>
                             </w:rPr>
-                            <w:t>Akbarpur Channa, Ludhiana-Malerkotla Road, Ahmedgarh - 148021 District, Sangrur</w:t>
+                            <w:t>Akbarpur</w:t>
+                          </w:r>
+                          <w:proofErr w:type="spellEnd"/>
+                          <w:r>
+                            <w:rPr>
+                              <w:rFonts w:ascii="Arial" w:hAnsi="Arial" w:cs="Arial"/>
+                              <w:color w:val="525A5D"/>
+                              <w:sz w:val="18"/>
+                              <w:szCs w:val="18"/>
+                            </w:rPr>
+                            <w:t xml:space="preserve"> </w:t>
+                          </w:r>
+                          <w:proofErr w:type="spellStart"/>
+                          <w:r>
+                            <w:rPr>
+                              <w:rFonts w:ascii="Arial" w:hAnsi="Arial" w:cs="Arial"/>
+                              <w:color w:val="525A5D"/>
+                              <w:sz w:val="18"/>
+                              <w:szCs w:val="18"/>
+                            </w:rPr>
+                            <w:t>Channa</w:t>
+                          </w:r>
+                          <w:proofErr w:type="spellEnd"/>
+                          <w:r>
+                            <w:rPr>
+                              <w:rFonts w:ascii="Arial" w:hAnsi="Arial" w:cs="Arial"/>
+                              <w:color w:val="525A5D"/>
+                              <w:sz w:val="18"/>
+                              <w:szCs w:val="18"/>
+                            </w:rPr>
+                            <w:t>, Ludhiana-</w:t>
+                          </w:r>
+                          <w:proofErr w:type="spellStart"/>
+                          <w:r>
+                            <w:rPr>
+                              <w:rFonts w:ascii="Arial" w:hAnsi="Arial" w:cs="Arial"/>
+                              <w:color w:val="525A5D"/>
+                              <w:sz w:val="18"/>
+                              <w:szCs w:val="18"/>
+                            </w:rPr>
+                            <w:t>Malerkotla</w:t>
+                          </w:r>
+                          <w:proofErr w:type="spellEnd"/>
+                          <w:r>
+                            <w:rPr>
+                              <w:rFonts w:ascii="Arial" w:hAnsi="Arial" w:cs="Arial"/>
+                              <w:color w:val="525A5D"/>
+                              <w:sz w:val="18"/>
+                              <w:szCs w:val="18"/>
+                            </w:rPr>
+                            <w:t xml:space="preserve"> Road, </w:t>
+                          </w:r>
+                          <w:proofErr w:type="spellStart"/>
+                          <w:r>
+                            <w:rPr>
+                              <w:rFonts w:ascii="Arial" w:hAnsi="Arial" w:cs="Arial"/>
+                              <w:color w:val="525A5D"/>
+                              <w:sz w:val="18"/>
+                              <w:szCs w:val="18"/>
+                            </w:rPr>
+                            <w:t>Ahmedgarh</w:t>
+                          </w:r>
+                          <w:proofErr w:type="spellEnd"/>
+                          <w:r>
+                            <w:rPr>
+                              <w:rFonts w:ascii="Arial" w:hAnsi="Arial" w:cs="Arial"/>
+                              <w:color w:val="525A5D"/>
+                              <w:sz w:val="18"/>
+                              <w:szCs w:val="18"/>
+                            </w:rPr>
+                            <w:t xml:space="preserve"> - 148021 </w:t>
+                          </w:r>
+                          <w:proofErr w:type="gramStart"/>
+                          <w:r>
+                            <w:rPr>
+                              <w:rFonts w:ascii="Arial" w:hAnsi="Arial" w:cs="Arial"/>
+                              <w:color w:val="525A5D"/>
+                              <w:sz w:val="18"/>
+                              <w:szCs w:val="18"/>
+                            </w:rPr>
+                            <w:t>District</w:t>
+                          </w:r>
+                          <w:proofErr w:type="gramEnd"/>
+                          <w:r>
+                            <w:rPr>
+                              <w:rFonts w:ascii="Arial" w:hAnsi="Arial" w:cs="Arial"/>
+                              <w:color w:val="525A5D"/>
+                              <w:sz w:val="18"/>
+                              <w:szCs w:val="18"/>
+                            </w:rPr>
+                            <w:t>, Sangrur</w:t>
                           </w:r>
                           <w:r>
                             <w:rPr>
@@ -2874,6 +3260,7 @@
                               <w:szCs w:val="18"/>
                             </w:rPr>
                           </w:pPr>
+                          <w:proofErr w:type="gramStart"/>
                           <w:r>
                             <w:rPr>
                               <w:rFonts w:ascii="Arial" w:hAnsi="Arial" w:cs="Arial"/>
@@ -2881,7 +3268,17 @@
                               <w:sz w:val="18"/>
                               <w:szCs w:val="18"/>
                             </w:rPr>
-                            <w:t xml:space="preserve">e-mail: info@cedaartextile.com </w:t>
+                            <w:t>e-mail</w:t>
+                          </w:r>
+                          <w:proofErr w:type="gramEnd"/>
+                          <w:r>
+                            <w:rPr>
+                              <w:rFonts w:ascii="Arial" w:hAnsi="Arial" w:cs="Arial"/>
+                              <w:color w:val="525A5D"/>
+                              <w:sz w:val="18"/>
+                              <w:szCs w:val="18"/>
+                            </w:rPr>
+                            <w:t xml:space="preserve">: info@cedaartextile.com </w:t>
                           </w:r>
                         </w:p>
                         <w:p>
@@ -2896,6 +3293,7 @@
                               <w:szCs w:val="18"/>
                             </w:rPr>
                           </w:pPr>
+                          <w:proofErr w:type="gramStart"/>
                           <w:r>
                             <w:rPr>
                               <w:rFonts w:ascii="Arial" w:hAnsi="Arial" w:cs="Arial"/>
@@ -2903,7 +3301,17 @@
                               <w:sz w:val="18"/>
                               <w:szCs w:val="18"/>
                             </w:rPr>
-                            <w:t xml:space="preserve">website: </w:t>
+                            <w:t>website</w:t>
+                          </w:r>
+                          <w:proofErr w:type="gramEnd"/>
+                          <w:r>
+                            <w:rPr>
+                              <w:rFonts w:ascii="Arial" w:hAnsi="Arial" w:cs="Arial"/>
+                              <w:color w:val="525A5D"/>
+                              <w:sz w:val="18"/>
+                              <w:szCs w:val="18"/>
+                            </w:rPr>
+                            <w:t xml:space="preserve">: </w:t>
                           </w:r>
                           <w:hyperlink r:id="rId1" w:history="1">
                             <w:r>
@@ -2929,6 +3337,7 @@
                               <w:szCs w:val="18"/>
                             </w:rPr>
                           </w:pPr>
+                          <w:proofErr w:type="spellStart"/>
                           <w:r>
                             <w:rPr>
                               <w:rFonts w:ascii="Arial" w:hAnsi="Arial" w:cs="Arial"/>
@@ -2938,6 +3347,7 @@
                             </w:rPr>
                             <w:t>Ph</w:t>
                           </w:r>
+                          <w:proofErr w:type="spellEnd"/>
                           <w:r>
                             <w:rPr>
                               <w:rFonts w:ascii="Arial" w:hAnsi="Arial" w:cs="Arial"/>
@@ -2976,8 +3386,19 @@
                               <w:sz w:val="18"/>
                               <w:szCs w:val="18"/>
                             </w:rPr>
-                            <w:t>CIN:U17299KA2020PTC139070</w:t>
+                            <w:t>CIN</w:t>
                           </w:r>
+                          <w:proofErr w:type="gramStart"/>
+                          <w:r>
+                            <w:rPr>
+                              <w:rFonts w:ascii="Arial" w:hAnsi="Arial" w:cs="Arial"/>
+                              <w:color w:val="525A5D"/>
+                              <w:sz w:val="18"/>
+                              <w:szCs w:val="18"/>
+                            </w:rPr>
+                            <w:t>:U17299KA2020PTC139070</w:t>
+                          </w:r>
+                          <w:proofErr w:type="gramEnd"/>
                         </w:p>
                         <w:p>
                           <w:pPr>
@@ -4833,7 +5254,7 @@
   <a:extraClrSchemeLst/>
   <a:extLst>
     <a:ext uri="{05A4C25C-085E-4340-85A3-A5531E510DB2}">
-      <thm15:themeFamily xmlns="" xmlns:thm15="http://schemas.microsoft.com/office/thememl/2012/main" name="Office Theme" id="{62F939B6-93AF-4DB8-9C6B-D6C7DFDC589F}" vid="{4A3C46E8-61CC-4603-A589-7422A47A8E4A}"/>
+      <thm15:themeFamily xmlns:thm15="http://schemas.microsoft.com/office/thememl/2012/main" xmlns="" name="Office Theme" id="{62F939B6-93AF-4DB8-9C6B-D6C7DFDC589F}" vid="{4A3C46E8-61CC-4603-A589-7422A47A8E4A}"/>
     </a:ext>
   </a:extLst>
 </a:theme>
@@ -4844,7 +5265,7 @@
 </file>
 
 <file path=customXml/itemProps1.xml><?xml version="1.0" encoding="utf-8"?>
-<ds:datastoreItem xmlns:ds="http://schemas.openxmlformats.org/officeDocument/2006/customXml" ds:itemID="{027A2ADC-4C10-486F-9776-713AF88C42C8}">
+<ds:datastoreItem xmlns:ds="http://schemas.openxmlformats.org/officeDocument/2006/customXml" ds:itemID="{C16BD0B9-338F-4ED1-BCC8-18DEAD76805C}">
   <ds:schemaRefs>
     <ds:schemaRef ds:uri="http://schemas.openxmlformats.org/officeDocument/2006/bibliography"/>
   </ds:schemaRefs>

--- a/APLOS/POPResources/Templates/FGGRNRegisterReport202034.docx
+++ b/APLOS/POPResources/Templates/FGGRNRegisterReport202034.docx
@@ -23,6 +23,8 @@
           <w:szCs w:val="16"/>
         </w:rPr>
       </w:pPr>
+      <w:bookmarkStart w:id="0" w:name="_GoBack"/>
+      <w:bookmarkEnd w:id="0"/>
       <w:r>
         <w:rPr>
           <w:rFonts w:ascii="Tahoma" w:hAnsi="Tahoma" w:cs="Tahoma"/>
@@ -33,7 +35,7 @@
         <mc:AlternateContent>
           <mc:Choice Requires="wps">
             <w:drawing>
-              <wp:anchor distT="45720" distB="45720" distL="114300" distR="114300" simplePos="0" relativeHeight="251663872" behindDoc="1" locked="0" layoutInCell="1" allowOverlap="1" wp14:anchorId="4A66F1F5" wp14:editId="21942E67">
+              <wp:anchor distT="45720" distB="45720" distL="114300" distR="114300" simplePos="0" relativeHeight="251663872" behindDoc="1" locked="0" layoutInCell="1" allowOverlap="1" wp14:anchorId="4A66F1F5" wp14:editId="2837E083">
                 <wp:simplePos x="0" y="0"/>
                 <wp:positionH relativeFrom="margin">
                   <wp:posOffset>4238625</wp:posOffset>
@@ -41,15 +43,15 @@
                 <wp:positionV relativeFrom="paragraph">
                   <wp:posOffset>99060</wp:posOffset>
                 </wp:positionV>
-                <wp:extent cx="2114550" cy="254635"/>
+                <wp:extent cx="1781175" cy="254635"/>
                 <wp:effectExtent l="0" t="0" r="0" b="0"/>
                 <wp:wrapTight wrapText="bothSides">
                   <wp:wrapPolygon edited="0">
-                    <wp:start x="584" y="0"/>
-                    <wp:lineTo x="584" y="19392"/>
-                    <wp:lineTo x="20822" y="19392"/>
-                    <wp:lineTo x="20822" y="0"/>
-                    <wp:lineTo x="584" y="0"/>
+                    <wp:start x="693" y="0"/>
+                    <wp:lineTo x="693" y="19392"/>
+                    <wp:lineTo x="20791" y="19392"/>
+                    <wp:lineTo x="20791" y="0"/>
+                    <wp:lineTo x="693" y="0"/>
                   </wp:wrapPolygon>
                 </wp:wrapTight>
                 <wp:docPr id="4" name="Text Box 2"/>
@@ -65,7 +67,7 @@
                       <wps:spPr bwMode="auto">
                         <a:xfrm>
                           <a:off x="0" y="0"/>
-                          <a:ext cx="2114550" cy="254635"/>
+                          <a:ext cx="1781175" cy="254635"/>
                         </a:xfrm>
                         <a:prstGeom prst="rect">
                           <a:avLst/>
@@ -138,42 +140,6 @@
                               </w:rPr>
                               <w:t xml:space="preserve"> </w:t>
                             </w:r>
-                            <w:r>
-                              <w:rPr>
-                                <w:rFonts w:ascii="Tahoma" w:hAnsi="Tahoma" w:cs="Tahoma"/>
-                                <w:b/>
-                                <w:bCs/>
-                                <w:sz w:val="20"/>
-                                <w:szCs w:val="20"/>
-                                <w:u w:val="thick"/>
-                                <w:lang w:val="en-GB"/>
-                              </w:rPr>
-                              <w:t>Register</w:t>
-                            </w:r>
-                            <w:r>
-                              <w:rPr>
-                                <w:rFonts w:ascii="Tahoma" w:hAnsi="Tahoma" w:cs="Tahoma"/>
-                                <w:b/>
-                                <w:bCs/>
-                                <w:sz w:val="20"/>
-                                <w:szCs w:val="20"/>
-                                <w:u w:val="thick"/>
-                                <w:lang w:val="en-GB"/>
-                              </w:rPr>
-                              <w:t xml:space="preserve"> </w:t>
-                            </w:r>
-                            <w:r>
-                              <w:rPr>
-                                <w:rFonts w:ascii="Tahoma" w:hAnsi="Tahoma" w:cs="Tahoma"/>
-                                <w:b/>
-                                <w:bCs/>
-                                <w:sz w:val="20"/>
-                                <w:szCs w:val="20"/>
-                                <w:u w:val="thick"/>
-                                <w:lang w:val="en-GB"/>
-                              </w:rPr>
-                              <w:t>(GRN)</w:t>
-                            </w:r>
                           </w:p>
                         </w:txbxContent>
                       </wps:txbx>
@@ -198,7 +164,7 @@
                 <v:stroke joinstyle="miter"/>
                 <v:path gradientshapeok="t" o:connecttype="rect"/>
               </v:shapetype>
-              <v:shape id="Text Box 2" o:spid="_x0000_s1026" type="#_x0000_t202" style="position:absolute;margin-left:333.75pt;margin-top:7.8pt;width:166.5pt;height:20.05pt;z-index:-251652608;visibility:visible;mso-wrap-style:square;mso-width-percent:0;mso-height-percent:0;mso-wrap-distance-left:9pt;mso-wrap-distance-top:3.6pt;mso-wrap-distance-right:9pt;mso-wrap-distance-bottom:3.6pt;mso-position-horizontal:absolute;mso-position-horizontal-relative:margin;mso-position-vertical:absolute;mso-position-vertical-relative:text;mso-width-percent:0;mso-height-percent:0;mso-width-relative:margin;mso-height-relative:margin;v-text-anchor:top" o:gfxdata="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" filled="f" stroked="f">
+              <v:shape id="Text Box 2" o:spid="_x0000_s1026" type="#_x0000_t202" style="position:absolute;margin-left:333.75pt;margin-top:7.8pt;width:140.25pt;height:20.05pt;z-index:-251652608;visibility:visible;mso-wrap-style:square;mso-width-percent:0;mso-height-percent:0;mso-wrap-distance-left:9pt;mso-wrap-distance-top:3.6pt;mso-wrap-distance-right:9pt;mso-wrap-distance-bottom:3.6pt;mso-position-horizontal:absolute;mso-position-horizontal-relative:margin;mso-position-vertical:absolute;mso-position-vertical-relative:text;mso-width-percent:0;mso-height-percent:0;mso-width-relative:margin;mso-height-relative:margin;v-text-anchor:top" o:gfxdata="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" filled="f" stroked="f">
                 <v:textbox>
                   <w:txbxContent>
                     <w:p>
@@ -258,42 +224,6 @@
                           <w:lang w:val="en-GB"/>
                         </w:rPr>
                         <w:t xml:space="preserve"> </w:t>
-                      </w:r>
-                      <w:r>
-                        <w:rPr>
-                          <w:rFonts w:ascii="Tahoma" w:hAnsi="Tahoma" w:cs="Tahoma"/>
-                          <w:b/>
-                          <w:bCs/>
-                          <w:sz w:val="20"/>
-                          <w:szCs w:val="20"/>
-                          <w:u w:val="thick"/>
-                          <w:lang w:val="en-GB"/>
-                        </w:rPr>
-                        <w:t>Register</w:t>
-                      </w:r>
-                      <w:r>
-                        <w:rPr>
-                          <w:rFonts w:ascii="Tahoma" w:hAnsi="Tahoma" w:cs="Tahoma"/>
-                          <w:b/>
-                          <w:bCs/>
-                          <w:sz w:val="20"/>
-                          <w:szCs w:val="20"/>
-                          <w:u w:val="thick"/>
-                          <w:lang w:val="en-GB"/>
-                        </w:rPr>
-                        <w:t xml:space="preserve"> </w:t>
-                      </w:r>
-                      <w:r>
-                        <w:rPr>
-                          <w:rFonts w:ascii="Tahoma" w:hAnsi="Tahoma" w:cs="Tahoma"/>
-                          <w:b/>
-                          <w:bCs/>
-                          <w:sz w:val="20"/>
-                          <w:szCs w:val="20"/>
-                          <w:u w:val="thick"/>
-                          <w:lang w:val="en-GB"/>
-                        </w:rPr>
-                        <w:t>(GRN)</w:t>
                       </w:r>
                     </w:p>
                   </w:txbxContent>
@@ -2690,8 +2620,6 @@
           <w:szCs w:val="20"/>
         </w:rPr>
       </w:pPr>
-      <w:bookmarkStart w:id="0" w:name="_GoBack"/>
-      <w:bookmarkEnd w:id="0"/>
     </w:p>
     <w:p>
       <w:pPr>
@@ -5254,7 +5182,7 @@
   <a:extraClrSchemeLst/>
   <a:extLst>
     <a:ext uri="{05A4C25C-085E-4340-85A3-A5531E510DB2}">
-      <thm15:themeFamily xmlns:thm15="http://schemas.microsoft.com/office/thememl/2012/main" xmlns="" name="Office Theme" id="{62F939B6-93AF-4DB8-9C6B-D6C7DFDC589F}" vid="{4A3C46E8-61CC-4603-A589-7422A47A8E4A}"/>
+      <thm15:themeFamily xmlns="" xmlns:thm15="http://schemas.microsoft.com/office/thememl/2012/main" name="Office Theme" id="{62F939B6-93AF-4DB8-9C6B-D6C7DFDC589F}" vid="{4A3C46E8-61CC-4603-A589-7422A47A8E4A}"/>
     </a:ext>
   </a:extLst>
 </a:theme>
@@ -5265,7 +5193,7 @@
 </file>
 
 <file path=customXml/itemProps1.xml><?xml version="1.0" encoding="utf-8"?>
-<ds:datastoreItem xmlns:ds="http://schemas.openxmlformats.org/officeDocument/2006/customXml" ds:itemID="{C16BD0B9-338F-4ED1-BCC8-18DEAD76805C}">
+<ds:datastoreItem xmlns:ds="http://schemas.openxmlformats.org/officeDocument/2006/customXml" ds:itemID="{A57E66ED-9DC0-4F83-97B1-B5EBD8D7190B}">
   <ds:schemaRefs>
     <ds:schemaRef ds:uri="http://schemas.openxmlformats.org/officeDocument/2006/bibliography"/>
   </ds:schemaRefs>

--- a/APLOS/POPResources/Templates/FGGRNRegisterReport202034.docx
+++ b/APLOS/POPResources/Templates/FGGRNRegisterReport202034.docx
@@ -23,8 +23,6 @@
           <w:szCs w:val="16"/>
         </w:rPr>
       </w:pPr>
-      <w:bookmarkStart w:id="0" w:name="_GoBack"/>
-      <w:bookmarkEnd w:id="0"/>
       <w:r>
         <w:rPr>
           <w:rFonts w:ascii="Tahoma" w:hAnsi="Tahoma" w:cs="Tahoma"/>
@@ -35,7 +33,7 @@
         <mc:AlternateContent>
           <mc:Choice Requires="wps">
             <w:drawing>
-              <wp:anchor distT="45720" distB="45720" distL="114300" distR="114300" simplePos="0" relativeHeight="251663872" behindDoc="1" locked="0" layoutInCell="1" allowOverlap="1" wp14:anchorId="4A66F1F5" wp14:editId="2837E083">
+              <wp:anchor distT="45720" distB="45720" distL="114300" distR="114300" simplePos="0" relativeHeight="251663872" behindDoc="1" locked="0" layoutInCell="1" allowOverlap="1" wp14:anchorId="4A66F1F5" wp14:editId="4271C728">
                 <wp:simplePos x="0" y="0"/>
                 <wp:positionH relativeFrom="margin">
                   <wp:posOffset>4238625</wp:posOffset>
@@ -43,15 +41,15 @@
                 <wp:positionV relativeFrom="paragraph">
                   <wp:posOffset>99060</wp:posOffset>
                 </wp:positionV>
-                <wp:extent cx="1781175" cy="254635"/>
+                <wp:extent cx="1543050" cy="254635"/>
                 <wp:effectExtent l="0" t="0" r="0" b="0"/>
                 <wp:wrapTight wrapText="bothSides">
                   <wp:wrapPolygon edited="0">
-                    <wp:start x="693" y="0"/>
-                    <wp:lineTo x="693" y="19392"/>
-                    <wp:lineTo x="20791" y="19392"/>
-                    <wp:lineTo x="20791" y="0"/>
-                    <wp:lineTo x="693" y="0"/>
+                    <wp:start x="800" y="0"/>
+                    <wp:lineTo x="800" y="19392"/>
+                    <wp:lineTo x="20533" y="19392"/>
+                    <wp:lineTo x="20533" y="0"/>
+                    <wp:lineTo x="800" y="0"/>
                   </wp:wrapPolygon>
                 </wp:wrapTight>
                 <wp:docPr id="4" name="Text Box 2"/>
@@ -67,7 +65,7 @@
                       <wps:spPr bwMode="auto">
                         <a:xfrm>
                           <a:off x="0" y="0"/>
-                          <a:ext cx="1781175" cy="254635"/>
+                          <a:ext cx="1543050" cy="254635"/>
                         </a:xfrm>
                         <a:prstGeom prst="rect">
                           <a:avLst/>
@@ -164,7 +162,7 @@
                 <v:stroke joinstyle="miter"/>
                 <v:path gradientshapeok="t" o:connecttype="rect"/>
               </v:shapetype>
-              <v:shape id="Text Box 2" o:spid="_x0000_s1026" type="#_x0000_t202" style="position:absolute;margin-left:333.75pt;margin-top:7.8pt;width:140.25pt;height:20.05pt;z-index:-251652608;visibility:visible;mso-wrap-style:square;mso-width-percent:0;mso-height-percent:0;mso-wrap-distance-left:9pt;mso-wrap-distance-top:3.6pt;mso-wrap-distance-right:9pt;mso-wrap-distance-bottom:3.6pt;mso-position-horizontal:absolute;mso-position-horizontal-relative:margin;mso-position-vertical:absolute;mso-position-vertical-relative:text;mso-width-percent:0;mso-height-percent:0;mso-width-relative:margin;mso-height-relative:margin;v-text-anchor:top" o:gfxdata="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" filled="f" stroked="f">
+              <v:shape id="Text Box 2" o:spid="_x0000_s1026" type="#_x0000_t202" style="position:absolute;margin-left:333.75pt;margin-top:7.8pt;width:121.5pt;height:20.05pt;z-index:-251652608;visibility:visible;mso-wrap-style:square;mso-width-percent:0;mso-height-percent:0;mso-wrap-distance-left:9pt;mso-wrap-distance-top:3.6pt;mso-wrap-distance-right:9pt;mso-wrap-distance-bottom:3.6pt;mso-position-horizontal:absolute;mso-position-horizontal-relative:margin;mso-position-vertical:absolute;mso-position-vertical-relative:text;mso-width-percent:0;mso-height-percent:0;mso-width-relative:margin;mso-height-relative:margin;v-text-anchor:top" o:gfxdata="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" filled="f" stroked="f">
                 <v:textbox>
                   <w:txbxContent>
                     <w:p>
@@ -239,37 +237,44 @@
       <w:tblPr>
         <w:tblStyle w:val="TableGrid"/>
         <w:tblpPr w:leftFromText="180" w:rightFromText="180" w:vertAnchor="page" w:horzAnchor="margin" w:tblpXSpec="center" w:tblpY="2445"/>
-        <w:tblW w:w="18900" w:type="dxa"/>
+        <w:tblW w:w="14578" w:type="dxa"/>
         <w:tblLook w:val="04A0" w:firstRow="1" w:lastRow="0" w:firstColumn="1" w:lastColumn="0" w:noHBand="0" w:noVBand="1"/>
       </w:tblPr>
       <w:tblGrid>
-        <w:gridCol w:w="5580"/>
-        <w:gridCol w:w="4131"/>
-        <w:gridCol w:w="369"/>
-        <w:gridCol w:w="2700"/>
-        <w:gridCol w:w="3330"/>
-        <w:gridCol w:w="2790"/>
+        <w:gridCol w:w="3528"/>
+        <w:gridCol w:w="3962"/>
+        <w:gridCol w:w="7088"/>
       </w:tblGrid>
       <w:tr>
         <w:trPr>
-          <w:trHeight w:val="620"/>
+          <w:trHeight w:val="423"/>
         </w:trPr>
         <w:tc>
           <w:tcPr>
-            <w:tcW w:w="5580" w:type="dxa"/>
+            <w:tcW w:w="3528" w:type="dxa"/>
           </w:tcPr>
+          <w:p>
+            <w:pPr>
+              <w:rPr>
+                <w:rFonts w:ascii="Tahoma" w:eastAsia="Times New Roman" w:hAnsi="Tahoma" w:cs="Tahoma"/>
+                <w:color w:val="000000"/>
+                <w:sz w:val="16"/>
+                <w:szCs w:val="16"/>
+              </w:rPr>
+            </w:pPr>
+          </w:p>
           <w:p>
             <w:pPr>
               <w:pStyle w:val="paragraph"/>
               <w:spacing w:before="0" w:beforeAutospacing="0" w:after="0" w:afterAutospacing="0"/>
               <w:textAlignment w:val="baseline"/>
               <w:rPr>
+                <w:rStyle w:val="normaltextrun"/>
                 <w:rFonts w:ascii="Tahoma" w:hAnsi="Tahoma" w:cs="Tahoma"/>
                 <w:sz w:val="16"/>
                 <w:szCs w:val="16"/>
               </w:rPr>
             </w:pPr>
-            <w:proofErr w:type="spellStart"/>
             <w:r>
               <w:rPr>
                 <w:rStyle w:val="normaltextrun"/>
@@ -279,9 +284,9 @@
                 <w:sz w:val="16"/>
                 <w:szCs w:val="16"/>
               </w:rPr>
-              <w:t>PONo</w:t>
+              <w:t xml:space="preserve">FG </w:t>
             </w:r>
-            <w:proofErr w:type="spellEnd"/>
+            <w:proofErr w:type="spellStart"/>
             <w:r>
               <w:rPr>
                 <w:rStyle w:val="normaltextrun"/>
@@ -291,8 +296,9 @@
                 <w:sz w:val="16"/>
                 <w:szCs w:val="16"/>
               </w:rPr>
-              <w:t xml:space="preserve"> </w:t>
+              <w:t>RefNO</w:t>
             </w:r>
+            <w:proofErr w:type="spellEnd"/>
             <w:r>
               <w:rPr>
                 <w:rStyle w:val="normaltextrun"/>
@@ -302,392 +308,7 @@
                 <w:sz w:val="16"/>
                 <w:szCs w:val="16"/>
               </w:rPr>
-              <w:t>: </w:t>
-            </w:r>
-            <w:r>
-              <w:rPr>
-                <w:rStyle w:val="normaltextrun"/>
-                <w:rFonts w:ascii="Tahoma" w:hAnsi="Tahoma" w:cs="Tahoma"/>
-                <w:b/>
-                <w:bCs/>
-                <w:sz w:val="16"/>
-                <w:szCs w:val="16"/>
-              </w:rPr>
-              <w:t xml:space="preserve"> </w:t>
-            </w:r>
-            <w:r>
-              <w:rPr>
-                <w:rStyle w:val="normaltextrun"/>
-                <w:rFonts w:ascii="Tahoma" w:hAnsi="Tahoma" w:cs="Tahoma"/>
-                <w:color w:val="000000"/>
-                <w:sz w:val="16"/>
-                <w:szCs w:val="16"/>
-              </w:rPr>
-              <w:t>{</w:t>
-            </w:r>
-            <w:proofErr w:type="spellStart"/>
-            <w:r>
-              <w:rPr>
-                <w:rStyle w:val="normaltextrun"/>
-                <w:rFonts w:ascii="Tahoma" w:hAnsi="Tahoma" w:cs="Tahoma"/>
-                <w:color w:val="000000"/>
-                <w:sz w:val="16"/>
-                <w:szCs w:val="16"/>
-              </w:rPr>
-              <w:t>PONumber</w:t>
-            </w:r>
-            <w:proofErr w:type="spellEnd"/>
-            <w:r>
-              <w:rPr>
-                <w:rStyle w:val="normaltextrun"/>
-                <w:rFonts w:ascii="Tahoma" w:hAnsi="Tahoma" w:cs="Tahoma"/>
-                <w:color w:val="000000"/>
-                <w:sz w:val="16"/>
-                <w:szCs w:val="16"/>
-              </w:rPr>
-              <w:t>}</w:t>
-            </w:r>
-            <w:r>
-              <w:rPr>
-                <w:rStyle w:val="normaltextrun"/>
-                <w:rFonts w:ascii="Tahoma" w:hAnsi="Tahoma" w:cs="Tahoma"/>
-                <w:b/>
-                <w:bCs/>
-                <w:sz w:val="16"/>
-                <w:szCs w:val="16"/>
-              </w:rPr>
-              <w:t>                               </w:t>
-            </w:r>
-          </w:p>
-          <w:p>
-            <w:pPr>
-              <w:rPr>
-                <w:rStyle w:val="normaltextrun"/>
-                <w:rFonts w:ascii="Tahoma" w:hAnsi="Tahoma" w:cs="Tahoma"/>
-                <w:b/>
-                <w:bCs/>
-                <w:sz w:val="16"/>
-                <w:szCs w:val="16"/>
-              </w:rPr>
-            </w:pPr>
-            <w:proofErr w:type="spellStart"/>
-            <w:r>
-              <w:rPr>
-                <w:rFonts w:ascii="Tahoma" w:hAnsi="Tahoma" w:cs="Tahoma"/>
-                <w:b/>
-                <w:color w:val="000000"/>
-                <w:sz w:val="16"/>
-                <w:szCs w:val="16"/>
-              </w:rPr>
-              <w:t>PODate</w:t>
-            </w:r>
-            <w:proofErr w:type="spellEnd"/>
-            <w:r>
-              <w:rPr>
-                <w:rStyle w:val="normaltextrun"/>
-                <w:rFonts w:ascii="Tahoma" w:hAnsi="Tahoma" w:cs="Tahoma"/>
-                <w:b/>
-                <w:bCs/>
-                <w:sz w:val="16"/>
-                <w:szCs w:val="16"/>
-              </w:rPr>
-              <w:t>: </w:t>
-            </w:r>
-            <w:r>
-              <w:rPr>
-                <w:rStyle w:val="normaltextrun"/>
-                <w:rFonts w:ascii="Tahoma" w:hAnsi="Tahoma" w:cs="Tahoma"/>
-                <w:color w:val="000000"/>
-                <w:sz w:val="16"/>
-                <w:szCs w:val="16"/>
-              </w:rPr>
-              <w:t>{</w:t>
-            </w:r>
-            <w:proofErr w:type="spellStart"/>
-            <w:r>
-              <w:rPr>
-                <w:rFonts w:ascii="Tahoma" w:hAnsi="Tahoma" w:cs="Tahoma"/>
-                <w:color w:val="000000"/>
-                <w:sz w:val="16"/>
-                <w:szCs w:val="16"/>
-              </w:rPr>
-              <w:t>PODate</w:t>
-            </w:r>
-            <w:proofErr w:type="spellEnd"/>
-            <w:r>
-              <w:rPr>
-                <w:rStyle w:val="normaltextrun"/>
-                <w:rFonts w:ascii="Tahoma" w:hAnsi="Tahoma" w:cs="Tahoma"/>
-                <w:color w:val="000000"/>
-                <w:sz w:val="16"/>
-                <w:szCs w:val="16"/>
-              </w:rPr>
-              <w:t>}</w:t>
-            </w:r>
-            <w:r>
-              <w:rPr>
-                <w:rStyle w:val="normaltextrun"/>
-                <w:rFonts w:ascii="Tahoma" w:hAnsi="Tahoma" w:cs="Tahoma"/>
-                <w:b/>
-                <w:bCs/>
-                <w:sz w:val="16"/>
-                <w:szCs w:val="16"/>
-              </w:rPr>
-              <w:t>            </w:t>
-            </w:r>
-          </w:p>
-          <w:p>
-            <w:pPr>
-              <w:rPr>
-                <w:rFonts w:ascii="Tahoma" w:eastAsia="Arial" w:hAnsi="Tahoma" w:cs="Tahoma"/>
-                <w:b/>
-                <w:bCs/>
-                <w:sz w:val="16"/>
-                <w:szCs w:val="16"/>
-              </w:rPr>
-            </w:pPr>
-            <w:r>
-              <w:rPr>
-                <w:rStyle w:val="normaltextrun"/>
-                <w:rFonts w:ascii="Tahoma" w:hAnsi="Tahoma" w:cs="Tahoma"/>
-                <w:b/>
-                <w:bCs/>
-                <w:sz w:val="16"/>
-                <w:szCs w:val="16"/>
-              </w:rPr>
-              <w:t>Employee Name:{</w:t>
-            </w:r>
-            <w:proofErr w:type="spellStart"/>
-            <w:r>
-              <w:rPr>
-                <w:rStyle w:val="normaltextrun"/>
-                <w:rFonts w:ascii="Tahoma" w:hAnsi="Tahoma" w:cs="Tahoma"/>
-                <w:sz w:val="16"/>
-                <w:szCs w:val="16"/>
-              </w:rPr>
-              <w:t>EmployeeName</w:t>
-            </w:r>
-            <w:proofErr w:type="spellEnd"/>
-            <w:r>
-              <w:rPr>
-                <w:rStyle w:val="normaltextrun"/>
-                <w:rFonts w:ascii="Tahoma" w:hAnsi="Tahoma" w:cs="Tahoma"/>
-                <w:b/>
-                <w:bCs/>
-                <w:sz w:val="16"/>
-                <w:szCs w:val="16"/>
-              </w:rPr>
-              <w:t>}</w:t>
-            </w:r>
-            <w:r>
-              <w:rPr>
-                <w:rStyle w:val="eop"/>
-                <w:rFonts w:ascii="Tahoma" w:hAnsi="Tahoma" w:cs="Tahoma"/>
-                <w:sz w:val="16"/>
-                <w:szCs w:val="16"/>
-              </w:rPr>
-              <w:t> </w:t>
-            </w:r>
-            <w:r>
-              <w:rPr>
-                <w:rStyle w:val="normaltextrun"/>
-                <w:rFonts w:ascii="Tahoma" w:hAnsi="Tahoma" w:cs="Tahoma"/>
-                <w:b/>
-                <w:bCs/>
-                <w:sz w:val="16"/>
-                <w:szCs w:val="16"/>
-              </w:rPr>
-              <w:t>                   </w:t>
-            </w:r>
-            <w:r>
-              <w:rPr>
-                <w:rStyle w:val="normaltextrun"/>
-                <w:rFonts w:ascii="Tahoma" w:hAnsi="Tahoma" w:cs="Tahoma"/>
-                <w:b/>
-                <w:bCs/>
-                <w:sz w:val="16"/>
-                <w:szCs w:val="16"/>
-              </w:rPr>
-              <w:t xml:space="preserve">    </w:t>
-            </w:r>
-          </w:p>
-        </w:tc>
-        <w:tc>
-          <w:tcPr>
-            <w:tcW w:w="4500" w:type="dxa"/>
-            <w:gridSpan w:val="2"/>
-          </w:tcPr>
-          <w:p>
-            <w:pPr>
-              <w:pStyle w:val="paragraph"/>
-              <w:spacing w:before="0" w:beforeAutospacing="0" w:after="0" w:afterAutospacing="0"/>
-              <w:textAlignment w:val="baseline"/>
-              <w:rPr>
-                <w:rFonts w:ascii="Tahoma" w:hAnsi="Tahoma" w:cs="Tahoma"/>
-                <w:sz w:val="16"/>
-                <w:szCs w:val="16"/>
-              </w:rPr>
-            </w:pPr>
-            <w:r>
-              <w:rPr>
-                <w:rStyle w:val="normaltextrun"/>
-                <w:rFonts w:ascii="Tahoma" w:hAnsi="Tahoma" w:cs="Tahoma"/>
-                <w:b/>
-                <w:bCs/>
-                <w:sz w:val="16"/>
-                <w:szCs w:val="16"/>
-              </w:rPr>
-              <w:t>GRN</w:t>
-            </w:r>
-            <w:r>
-              <w:rPr>
-                <w:rStyle w:val="normaltextrun"/>
-                <w:rFonts w:ascii="Tahoma" w:hAnsi="Tahoma" w:cs="Tahoma"/>
-                <w:b/>
-                <w:bCs/>
-                <w:sz w:val="16"/>
-                <w:szCs w:val="16"/>
-              </w:rPr>
-              <w:t xml:space="preserve"> Status</w:t>
-            </w:r>
-            <w:r>
-              <w:rPr>
-                <w:rStyle w:val="normaltextrun"/>
-                <w:rFonts w:ascii="Tahoma" w:hAnsi="Tahoma" w:cs="Tahoma"/>
-                <w:b/>
-                <w:bCs/>
-                <w:sz w:val="16"/>
-                <w:szCs w:val="16"/>
-              </w:rPr>
-              <w:t xml:space="preserve"> </w:t>
-            </w:r>
-            <w:r>
-              <w:rPr>
-                <w:rStyle w:val="normaltextrun"/>
-                <w:rFonts w:ascii="Tahoma" w:hAnsi="Tahoma" w:cs="Tahoma"/>
-                <w:b/>
-                <w:bCs/>
-                <w:sz w:val="16"/>
-                <w:szCs w:val="16"/>
-              </w:rPr>
-              <w:t>:</w:t>
-            </w:r>
-            <w:r>
-              <w:rPr>
-                <w:rStyle w:val="normaltextrun"/>
-                <w:rFonts w:ascii="Tahoma" w:hAnsi="Tahoma" w:cs="Tahoma"/>
-                <w:sz w:val="16"/>
-                <w:szCs w:val="16"/>
-              </w:rPr>
-              <w:t>{</w:t>
-            </w:r>
-            <w:proofErr w:type="spellStart"/>
-            <w:r>
-              <w:rPr>
-                <w:rFonts w:ascii="Tahoma" w:hAnsi="Tahoma" w:cs="Tahoma"/>
-                <w:color w:val="000000"/>
-                <w:sz w:val="16"/>
-                <w:szCs w:val="16"/>
-              </w:rPr>
-              <w:t>GRNStatus</w:t>
-            </w:r>
-            <w:proofErr w:type="spellEnd"/>
-            <w:r>
-              <w:rPr>
-                <w:rStyle w:val="normaltextrun"/>
-                <w:rFonts w:ascii="Tahoma" w:hAnsi="Tahoma" w:cs="Tahoma"/>
-                <w:sz w:val="16"/>
-                <w:szCs w:val="16"/>
-              </w:rPr>
-              <w:t>}</w:t>
-            </w:r>
-            <w:r>
-              <w:rPr>
-                <w:rStyle w:val="eop"/>
-                <w:rFonts w:ascii="Tahoma" w:hAnsi="Tahoma" w:cs="Tahoma"/>
-                <w:sz w:val="16"/>
-                <w:szCs w:val="16"/>
-              </w:rPr>
-              <w:t> </w:t>
-            </w:r>
-          </w:p>
-          <w:p>
-            <w:pPr>
-              <w:rPr>
-                <w:rStyle w:val="normaltextrun"/>
-                <w:rFonts w:ascii="Tahoma" w:hAnsi="Tahoma" w:cs="Tahoma"/>
-                <w:sz w:val="16"/>
-                <w:szCs w:val="16"/>
-              </w:rPr>
-            </w:pPr>
-            <w:r>
-              <w:rPr>
-                <w:rStyle w:val="normaltextrun"/>
-                <w:rFonts w:ascii="Tahoma" w:hAnsi="Tahoma" w:cs="Tahoma"/>
-                <w:b/>
-                <w:bCs/>
-                <w:sz w:val="16"/>
-                <w:szCs w:val="16"/>
-              </w:rPr>
-              <w:t>Creditable  Status :{</w:t>
-            </w:r>
-            <w:proofErr w:type="spellStart"/>
-            <w:r>
-              <w:rPr>
-                <w:rStyle w:val="normaltextrun"/>
-                <w:rFonts w:ascii="Tahoma" w:hAnsi="Tahoma" w:cs="Tahoma"/>
-                <w:sz w:val="16"/>
-                <w:szCs w:val="16"/>
-              </w:rPr>
-              <w:t>CredtibleStatus</w:t>
-            </w:r>
-            <w:proofErr w:type="spellEnd"/>
-            <w:r>
-              <w:rPr>
-                <w:rStyle w:val="normaltextrun"/>
-                <w:rFonts w:ascii="Tahoma" w:hAnsi="Tahoma" w:cs="Tahoma"/>
-                <w:sz w:val="16"/>
-                <w:szCs w:val="16"/>
-              </w:rPr>
-              <w:t>} </w:t>
-            </w:r>
-          </w:p>
-          <w:p>
-            <w:pPr>
-              <w:rPr>
-                <w:rFonts w:ascii="Tahoma" w:hAnsi="Tahoma" w:cs="Tahoma"/>
-                <w:sz w:val="16"/>
-                <w:szCs w:val="16"/>
-              </w:rPr>
-            </w:pPr>
-          </w:p>
-        </w:tc>
-        <w:tc>
-          <w:tcPr>
-            <w:tcW w:w="2700" w:type="dxa"/>
-          </w:tcPr>
-          <w:p>
-            <w:pPr>
-              <w:pStyle w:val="paragraph"/>
-              <w:spacing w:before="0" w:beforeAutospacing="0" w:after="0" w:afterAutospacing="0"/>
-              <w:textAlignment w:val="baseline"/>
-              <w:rPr>
-                <w:rStyle w:val="normaltextrun"/>
-                <w:rFonts w:ascii="Tahoma" w:hAnsi="Tahoma" w:cs="Tahoma"/>
-                <w:sz w:val="16"/>
-                <w:szCs w:val="16"/>
-              </w:rPr>
-            </w:pPr>
-            <w:r>
-              <w:rPr>
-                <w:rStyle w:val="normaltextrun"/>
-                <w:rFonts w:ascii="Tahoma" w:hAnsi="Tahoma" w:cs="Tahoma"/>
-                <w:b/>
-                <w:bCs/>
-                <w:sz w:val="16"/>
-                <w:szCs w:val="16"/>
-              </w:rPr>
-              <w:t>GRNNO  :</w:t>
+              <w:t>  :</w:t>
             </w:r>
             <w:r>
               <w:rPr>
@@ -743,29 +364,7 @@
                 <w:sz w:val="16"/>
                 <w:szCs w:val="16"/>
               </w:rPr>
-              <w:t>Dated</w:t>
-            </w:r>
-            <w:r>
-              <w:rPr>
-                <w:rStyle w:val="normaltextrun"/>
-                <w:rFonts w:ascii="Tahoma" w:hAnsi="Tahoma" w:cs="Tahoma"/>
-                <w:b/>
-                <w:bCs/>
-                <w:sz w:val="16"/>
-                <w:szCs w:val="16"/>
-              </w:rPr>
-              <w:t xml:space="preserve"> </w:t>
-            </w:r>
-            <w:r>
-              <w:rPr>
-                <w:rStyle w:val="normaltextrun"/>
-                <w:rFonts w:ascii="Tahoma" w:hAnsi="Tahoma" w:cs="Tahoma"/>
-                <w:b/>
-                <w:bCs/>
-                <w:sz w:val="16"/>
-                <w:szCs w:val="16"/>
-              </w:rPr>
-              <w:t>:</w:t>
+              <w:t>Dated :</w:t>
             </w:r>
             <w:r>
               <w:rPr>
@@ -812,498 +411,6 @@
           <w:p>
             <w:pPr>
               <w:rPr>
-                <w:rFonts w:ascii="Tahoma" w:eastAsia="Times New Roman" w:hAnsi="Tahoma" w:cs="Tahoma"/>
-                <w:bCs/>
-                <w:sz w:val="16"/>
-                <w:szCs w:val="16"/>
-              </w:rPr>
-            </w:pPr>
-            <w:r>
-              <w:rPr>
-                <w:rFonts w:ascii="Tahoma" w:eastAsia="Times New Roman" w:hAnsi="Tahoma" w:cs="Tahoma"/>
-                <w:bCs/>
-                <w:sz w:val="16"/>
-                <w:szCs w:val="16"/>
-              </w:rPr>
-              <w:t xml:space="preserve">      </w:t>
-            </w:r>
-          </w:p>
-        </w:tc>
-        <w:tc>
-          <w:tcPr>
-            <w:tcW w:w="3330" w:type="dxa"/>
-          </w:tcPr>
-          <w:p>
-            <w:pPr>
-              <w:spacing w:line="276" w:lineRule="auto"/>
-              <w:rPr>
-                <w:rStyle w:val="normaltextrun"/>
-                <w:rFonts w:ascii="Tahoma" w:hAnsi="Tahoma" w:cs="Tahoma"/>
-                <w:sz w:val="16"/>
-                <w:szCs w:val="16"/>
-              </w:rPr>
-            </w:pPr>
-            <w:proofErr w:type="spellStart"/>
-            <w:r>
-              <w:rPr>
-                <w:rStyle w:val="normaltextrun"/>
-                <w:rFonts w:ascii="Tahoma" w:hAnsi="Tahoma" w:cs="Tahoma"/>
-                <w:b/>
-                <w:bCs/>
-                <w:sz w:val="16"/>
-                <w:szCs w:val="16"/>
-              </w:rPr>
-              <w:t>GateEntry</w:t>
-            </w:r>
-            <w:proofErr w:type="spellEnd"/>
-            <w:r>
-              <w:rPr>
-                <w:rStyle w:val="normaltextrun"/>
-                <w:rFonts w:ascii="Tahoma" w:hAnsi="Tahoma" w:cs="Tahoma"/>
-                <w:b/>
-                <w:bCs/>
-                <w:sz w:val="16"/>
-                <w:szCs w:val="16"/>
-              </w:rPr>
-              <w:t> NO :</w:t>
-            </w:r>
-            <w:r>
-              <w:rPr>
-                <w:rStyle w:val="normaltextrun"/>
-                <w:rFonts w:ascii="Tahoma" w:hAnsi="Tahoma" w:cs="Tahoma"/>
-                <w:sz w:val="16"/>
-                <w:szCs w:val="16"/>
-              </w:rPr>
-              <w:t>{</w:t>
-            </w:r>
-            <w:proofErr w:type="spellStart"/>
-            <w:r>
-              <w:rPr>
-                <w:rStyle w:val="normaltextrun"/>
-                <w:rFonts w:ascii="Tahoma" w:hAnsi="Tahoma" w:cs="Tahoma"/>
-                <w:color w:val="000000"/>
-                <w:sz w:val="16"/>
-                <w:szCs w:val="16"/>
-              </w:rPr>
-              <w:t>GateEntryNo</w:t>
-            </w:r>
-            <w:proofErr w:type="spellEnd"/>
-            <w:r>
-              <w:rPr>
-                <w:rStyle w:val="normaltextrun"/>
-                <w:rFonts w:ascii="Tahoma" w:hAnsi="Tahoma" w:cs="Tahoma"/>
-                <w:sz w:val="16"/>
-                <w:szCs w:val="16"/>
-              </w:rPr>
-              <w:t xml:space="preserve">}         </w:t>
-            </w:r>
-          </w:p>
-          <w:p>
-            <w:pPr>
-              <w:spacing w:line="276" w:lineRule="auto"/>
-              <w:rPr>
-                <w:rFonts w:ascii="Tahoma" w:hAnsi="Tahoma" w:cs="Tahoma"/>
-                <w:b/>
-                <w:color w:val="000000"/>
-                <w:sz w:val="16"/>
-                <w:szCs w:val="16"/>
-              </w:rPr>
-            </w:pPr>
-            <w:r>
-              <w:rPr>
-                <w:rStyle w:val="normaltextrun"/>
-                <w:rFonts w:ascii="Tahoma" w:hAnsi="Tahoma" w:cs="Tahoma"/>
-                <w:b/>
-                <w:bCs/>
-                <w:sz w:val="16"/>
-                <w:szCs w:val="16"/>
-              </w:rPr>
-              <w:t>Dated :</w:t>
-            </w:r>
-            <w:r>
-              <w:rPr>
-                <w:rStyle w:val="normaltextrun"/>
-                <w:rFonts w:ascii="Tahoma" w:hAnsi="Tahoma" w:cs="Tahoma"/>
-                <w:color w:val="000000"/>
-                <w:sz w:val="16"/>
-                <w:szCs w:val="16"/>
-              </w:rPr>
-              <w:t>{</w:t>
-            </w:r>
-            <w:proofErr w:type="spellStart"/>
-            <w:r>
-              <w:rPr>
-                <w:rFonts w:ascii="Tahoma" w:eastAsia="Times New Roman" w:hAnsi="Tahoma" w:cs="Tahoma"/>
-                <w:bCs/>
-                <w:sz w:val="16"/>
-                <w:szCs w:val="16"/>
-              </w:rPr>
-              <w:t>Gate</w:t>
-            </w:r>
-            <w:r>
-              <w:rPr>
-                <w:rFonts w:ascii="Tahoma" w:eastAsia="Times New Roman" w:hAnsi="Tahoma" w:cs="Tahoma"/>
-                <w:color w:val="000000"/>
-                <w:sz w:val="16"/>
-                <w:szCs w:val="16"/>
-                <w:lang w:eastAsia="en-IN"/>
-              </w:rPr>
-              <w:t>EntryDate</w:t>
-            </w:r>
-            <w:proofErr w:type="spellEnd"/>
-            <w:r>
-              <w:rPr>
-                <w:rStyle w:val="normaltextrun"/>
-                <w:rFonts w:ascii="Tahoma" w:hAnsi="Tahoma" w:cs="Tahoma"/>
-                <w:color w:val="000000"/>
-                <w:sz w:val="16"/>
-                <w:szCs w:val="16"/>
-              </w:rPr>
-              <w:t>}</w:t>
-            </w:r>
-            <w:r>
-              <w:rPr>
-                <w:rStyle w:val="eop"/>
-                <w:rFonts w:ascii="Tahoma" w:hAnsi="Tahoma" w:cs="Tahoma"/>
-                <w:color w:val="000000"/>
-                <w:sz w:val="16"/>
-                <w:szCs w:val="16"/>
-              </w:rPr>
-              <w:t> </w:t>
-            </w:r>
-            <w:r>
-              <w:rPr>
-                <w:rFonts w:ascii="Tahoma" w:hAnsi="Tahoma" w:cs="Tahoma"/>
-                <w:b/>
-                <w:color w:val="000000"/>
-                <w:sz w:val="16"/>
-                <w:szCs w:val="16"/>
-              </w:rPr>
-              <w:t xml:space="preserve">  </w:t>
-            </w:r>
-          </w:p>
-          <w:p>
-            <w:pPr>
-              <w:spacing w:line="276" w:lineRule="auto"/>
-              <w:rPr>
-                <w:rFonts w:ascii="Tahoma" w:hAnsi="Tahoma" w:cs="Tahoma"/>
-                <w:sz w:val="16"/>
-                <w:szCs w:val="16"/>
-              </w:rPr>
-            </w:pPr>
-            <w:r>
-              <w:rPr>
-                <w:rFonts w:ascii="Tahoma" w:hAnsi="Tahoma" w:cs="Tahoma"/>
-                <w:b/>
-                <w:color w:val="000000"/>
-                <w:sz w:val="16"/>
-                <w:szCs w:val="16"/>
-              </w:rPr>
-              <w:t>Mode of Transport</w:t>
-            </w:r>
-            <w:r>
-              <w:rPr>
-                <w:rFonts w:ascii="Tahoma" w:hAnsi="Tahoma" w:cs="Tahoma"/>
-                <w:color w:val="000000"/>
-                <w:sz w:val="16"/>
-                <w:szCs w:val="16"/>
-              </w:rPr>
-              <w:t xml:space="preserve"> </w:t>
-            </w:r>
-            <w:r>
-              <w:rPr>
-                <w:rFonts w:ascii="Tahoma" w:hAnsi="Tahoma" w:cs="Tahoma"/>
-                <w:color w:val="000000"/>
-                <w:sz w:val="16"/>
-                <w:szCs w:val="16"/>
-              </w:rPr>
-              <w:t>:{</w:t>
-            </w:r>
-            <w:proofErr w:type="spellStart"/>
-            <w:r>
-              <w:rPr>
-                <w:rFonts w:ascii="Tahoma" w:hAnsi="Tahoma" w:cs="Tahoma"/>
-                <w:color w:val="000000"/>
-                <w:sz w:val="16"/>
-                <w:szCs w:val="16"/>
-              </w:rPr>
-              <w:t>ModeofTransport</w:t>
-            </w:r>
-            <w:proofErr w:type="spellEnd"/>
-            <w:r>
-              <w:rPr>
-                <w:rFonts w:ascii="Tahoma" w:hAnsi="Tahoma" w:cs="Tahoma"/>
-                <w:color w:val="000000"/>
-                <w:sz w:val="16"/>
-                <w:szCs w:val="16"/>
-              </w:rPr>
-              <w:t>}</w:t>
-            </w:r>
-          </w:p>
-        </w:tc>
-        <w:tc>
-          <w:tcPr>
-            <w:tcW w:w="2790" w:type="dxa"/>
-          </w:tcPr>
-          <w:p>
-            <w:pPr>
-              <w:spacing w:line="276" w:lineRule="auto"/>
-              <w:rPr>
-                <w:rFonts w:ascii="Tahoma" w:hAnsi="Tahoma" w:cs="Tahoma"/>
-                <w:color w:val="000000"/>
-                <w:sz w:val="16"/>
-                <w:szCs w:val="16"/>
-              </w:rPr>
-            </w:pPr>
-            <w:proofErr w:type="spellStart"/>
-            <w:r>
-              <w:rPr>
-                <w:rFonts w:ascii="Tahoma" w:hAnsi="Tahoma" w:cs="Tahoma"/>
-                <w:b/>
-                <w:color w:val="000000"/>
-                <w:sz w:val="16"/>
-                <w:szCs w:val="16"/>
-              </w:rPr>
-              <w:t>DocRefNo</w:t>
-            </w:r>
-            <w:proofErr w:type="spellEnd"/>
-            <w:r>
-              <w:rPr>
-                <w:rFonts w:ascii="Tahoma" w:hAnsi="Tahoma" w:cs="Tahoma"/>
-                <w:b/>
-                <w:color w:val="000000"/>
-                <w:sz w:val="16"/>
-                <w:szCs w:val="16"/>
-              </w:rPr>
-              <w:t xml:space="preserve"> </w:t>
-            </w:r>
-            <w:r>
-              <w:rPr>
-                <w:rFonts w:ascii="Tahoma" w:hAnsi="Tahoma" w:cs="Tahoma"/>
-                <w:color w:val="000000"/>
-                <w:sz w:val="16"/>
-                <w:szCs w:val="16"/>
-              </w:rPr>
-              <w:t>:{</w:t>
-            </w:r>
-            <w:proofErr w:type="spellStart"/>
-            <w:r>
-              <w:rPr>
-                <w:rFonts w:ascii="Tahoma" w:hAnsi="Tahoma" w:cs="Tahoma"/>
-                <w:color w:val="000000"/>
-                <w:sz w:val="16"/>
-                <w:szCs w:val="16"/>
-              </w:rPr>
-              <w:t>DocRefNo</w:t>
-            </w:r>
-            <w:proofErr w:type="spellEnd"/>
-            <w:r>
-              <w:rPr>
-                <w:rFonts w:ascii="Tahoma" w:hAnsi="Tahoma" w:cs="Tahoma"/>
-                <w:color w:val="000000"/>
-                <w:sz w:val="16"/>
-                <w:szCs w:val="16"/>
-              </w:rPr>
-              <w:t xml:space="preserve">}    </w:t>
-            </w:r>
-          </w:p>
-          <w:p>
-            <w:pPr>
-              <w:spacing w:line="276" w:lineRule="auto"/>
-              <w:rPr>
-                <w:rFonts w:ascii="Tahoma" w:hAnsi="Tahoma" w:cs="Tahoma"/>
-                <w:color w:val="000000"/>
-                <w:sz w:val="16"/>
-                <w:szCs w:val="16"/>
-              </w:rPr>
-            </w:pPr>
-            <w:proofErr w:type="spellStart"/>
-            <w:r>
-              <w:rPr>
-                <w:rFonts w:ascii="Tahoma" w:hAnsi="Tahoma" w:cs="Tahoma"/>
-                <w:b/>
-                <w:color w:val="000000"/>
-                <w:sz w:val="16"/>
-                <w:szCs w:val="16"/>
-              </w:rPr>
-              <w:t>DocDate</w:t>
-            </w:r>
-            <w:proofErr w:type="spellEnd"/>
-            <w:r>
-              <w:rPr>
-                <w:rFonts w:ascii="Tahoma" w:hAnsi="Tahoma" w:cs="Tahoma"/>
-                <w:b/>
-                <w:color w:val="000000"/>
-                <w:sz w:val="16"/>
-                <w:szCs w:val="16"/>
-              </w:rPr>
-              <w:t xml:space="preserve">    </w:t>
-            </w:r>
-            <w:r>
-              <w:rPr>
-                <w:rFonts w:ascii="Tahoma" w:hAnsi="Tahoma" w:cs="Tahoma"/>
-                <w:color w:val="000000"/>
-                <w:sz w:val="16"/>
-                <w:szCs w:val="16"/>
-              </w:rPr>
-              <w:t>:{</w:t>
-            </w:r>
-            <w:proofErr w:type="spellStart"/>
-            <w:r>
-              <w:rPr>
-                <w:rFonts w:ascii="Tahoma" w:hAnsi="Tahoma" w:cs="Tahoma"/>
-                <w:color w:val="000000"/>
-                <w:sz w:val="16"/>
-                <w:szCs w:val="16"/>
-              </w:rPr>
-              <w:t>DocDate</w:t>
-            </w:r>
-            <w:proofErr w:type="spellEnd"/>
-            <w:r>
-              <w:rPr>
-                <w:rFonts w:ascii="Tahoma" w:hAnsi="Tahoma" w:cs="Tahoma"/>
-                <w:color w:val="000000"/>
-                <w:sz w:val="16"/>
-                <w:szCs w:val="16"/>
-              </w:rPr>
-              <w:t xml:space="preserve">}   </w:t>
-            </w:r>
-          </w:p>
-          <w:p>
-            <w:pPr>
-              <w:spacing w:line="276" w:lineRule="auto"/>
-              <w:rPr>
-                <w:rFonts w:ascii="Tahoma" w:hAnsi="Tahoma" w:cs="Tahoma"/>
-                <w:sz w:val="16"/>
-                <w:szCs w:val="16"/>
-              </w:rPr>
-            </w:pPr>
-            <w:r>
-              <w:rPr>
-                <w:rFonts w:ascii="Tahoma" w:hAnsi="Tahoma" w:cs="Tahoma"/>
-                <w:color w:val="000000"/>
-                <w:sz w:val="16"/>
-                <w:szCs w:val="16"/>
-              </w:rPr>
-              <w:t xml:space="preserve">   </w:t>
-            </w:r>
-          </w:p>
-        </w:tc>
-      </w:tr>
-      <w:tr>
-        <w:trPr>
-          <w:trHeight w:val="430"/>
-        </w:trPr>
-        <w:tc>
-          <w:tcPr>
-            <w:tcW w:w="5580" w:type="dxa"/>
-          </w:tcPr>
-          <w:p>
-            <w:pPr>
-              <w:rPr>
-                <w:rFonts w:ascii="Tahoma" w:hAnsi="Tahoma" w:cs="Tahoma"/>
-                <w:sz w:val="16"/>
-                <w:szCs w:val="16"/>
-              </w:rPr>
-            </w:pPr>
-            <w:r>
-              <w:rPr>
-                <w:rFonts w:ascii="Tahoma" w:eastAsia="Arial" w:hAnsi="Tahoma" w:cs="Tahoma"/>
-                <w:b/>
-                <w:bCs/>
-                <w:sz w:val="16"/>
-                <w:szCs w:val="16"/>
-              </w:rPr>
-              <w:t xml:space="preserve">Vendor: </w:t>
-            </w:r>
-            <w:r>
-              <w:rPr>
-                <w:rFonts w:ascii="Tahoma" w:eastAsia="Times New Roman" w:hAnsi="Tahoma" w:cs="Tahoma"/>
-                <w:b/>
-                <w:bCs/>
-                <w:color w:val="000000"/>
-                <w:sz w:val="16"/>
-                <w:szCs w:val="16"/>
-              </w:rPr>
-              <w:t>{</w:t>
-            </w:r>
-            <w:proofErr w:type="spellStart"/>
-            <w:r>
-              <w:rPr>
-                <w:rFonts w:ascii="Tahoma" w:eastAsia="Times New Roman" w:hAnsi="Tahoma" w:cs="Tahoma"/>
-                <w:b/>
-                <w:bCs/>
-                <w:color w:val="000000"/>
-                <w:sz w:val="16"/>
-                <w:szCs w:val="16"/>
-              </w:rPr>
-              <w:t>VendorName</w:t>
-            </w:r>
-            <w:proofErr w:type="spellEnd"/>
-            <w:r>
-              <w:rPr>
-                <w:rFonts w:ascii="Tahoma" w:eastAsia="Times New Roman" w:hAnsi="Tahoma" w:cs="Tahoma"/>
-                <w:b/>
-                <w:bCs/>
-                <w:color w:val="000000"/>
-                <w:sz w:val="16"/>
-                <w:szCs w:val="16"/>
-              </w:rPr>
-              <w:t>}</w:t>
-            </w:r>
-          </w:p>
-          <w:p>
-            <w:pPr>
-              <w:rPr>
-                <w:rFonts w:ascii="Tahoma" w:eastAsia="Times New Roman" w:hAnsi="Tahoma" w:cs="Tahoma"/>
-                <w:color w:val="000000"/>
-                <w:sz w:val="16"/>
-                <w:szCs w:val="16"/>
-              </w:rPr>
-            </w:pPr>
-            <w:r>
-              <w:rPr>
-                <w:rFonts w:ascii="Tahoma" w:eastAsia="Arial" w:hAnsi="Tahoma" w:cs="Tahoma"/>
-                <w:b/>
-                <w:bCs/>
-                <w:sz w:val="16"/>
-                <w:szCs w:val="16"/>
-              </w:rPr>
-              <w:t xml:space="preserve">Address: </w:t>
-            </w:r>
-            <w:r>
-              <w:rPr>
-                <w:rFonts w:ascii="Tahoma" w:eastAsia="Times New Roman" w:hAnsi="Tahoma" w:cs="Tahoma"/>
-                <w:color w:val="000000"/>
-                <w:sz w:val="16"/>
-                <w:szCs w:val="16"/>
-              </w:rPr>
-              <w:t>{</w:t>
-            </w:r>
-            <w:proofErr w:type="spellStart"/>
-            <w:r>
-              <w:rPr>
-                <w:rFonts w:ascii="Tahoma" w:hAnsi="Tahoma" w:cs="Tahoma"/>
-                <w:color w:val="000000"/>
-                <w:sz w:val="16"/>
-                <w:szCs w:val="16"/>
-              </w:rPr>
-              <w:t>DeliveryByAddress</w:t>
-            </w:r>
-            <w:proofErr w:type="spellEnd"/>
-            <w:r>
-              <w:rPr>
-                <w:rFonts w:ascii="Tahoma" w:eastAsia="Times New Roman" w:hAnsi="Tahoma" w:cs="Tahoma"/>
-                <w:color w:val="000000"/>
-                <w:sz w:val="16"/>
-                <w:szCs w:val="16"/>
-              </w:rPr>
-              <w:t>}</w:t>
-            </w:r>
-          </w:p>
-          <w:p>
-            <w:pPr>
-              <w:rPr>
                 <w:rFonts w:ascii="Tahoma" w:hAnsi="Tahoma" w:cs="Tahoma"/>
                 <w:sz w:val="16"/>
                 <w:szCs w:val="16"/>
@@ -1313,8 +420,8 @@
         </w:tc>
         <w:tc>
           <w:tcPr>
-            <w:tcW w:w="13320" w:type="dxa"/>
-            <w:gridSpan w:val="5"/>
+            <w:tcW w:w="11050" w:type="dxa"/>
+            <w:gridSpan w:val="2"/>
           </w:tcPr>
           <w:p>
             <w:pPr>
@@ -1324,7 +431,37 @@
                 <w:szCs w:val="16"/>
               </w:rPr>
             </w:pPr>
-            <w:r>
+          </w:p>
+          <w:p>
+            <w:pPr>
+              <w:rPr>
+                <w:rFonts w:ascii="Tahoma" w:hAnsi="Tahoma" w:cs="Tahoma"/>
+                <w:sz w:val="16"/>
+                <w:szCs w:val="16"/>
+              </w:rPr>
+            </w:pPr>
+            <w:bookmarkStart w:id="0" w:name="_GoBack"/>
+            <w:bookmarkEnd w:id="0"/>
+          </w:p>
+        </w:tc>
+      </w:tr>
+      <w:tr>
+        <w:tblPrEx>
+          <w:tblLook w:val="0000" w:firstRow="0" w:lastRow="0" w:firstColumn="0" w:lastColumn="0" w:noHBand="0" w:noVBand="0"/>
+        </w:tblPrEx>
+        <w:trPr>
+          <w:trHeight w:val="256"/>
+        </w:trPr>
+        <w:tc>
+          <w:tcPr>
+            <w:tcW w:w="14578" w:type="dxa"/>
+            <w:gridSpan w:val="3"/>
+            <w:tcBorders>
+              <w:left w:val="single" w:sz="4" w:space="0" w:color="auto"/>
+            </w:tcBorders>
+          </w:tcPr>
+          <w:p>
+            <w:pPr>
               <w:rPr>
                 <w:rFonts w:ascii="Tahoma" w:eastAsia="Arial" w:hAnsi="Tahoma" w:cs="Tahoma"/>
                 <w:b/>
@@ -1332,14 +469,12 @@
                 <w:sz w:val="16"/>
                 <w:szCs w:val="16"/>
               </w:rPr>
-              <w:t xml:space="preserve">Invoicing party: </w:t>
-            </w:r>
+            </w:pPr>
             <w:r>
               <w:rPr>
-                <w:rFonts w:ascii="Tahoma" w:eastAsia="Times New Roman" w:hAnsi="Tahoma" w:cs="Tahoma"/>
+                <w:rFonts w:ascii="Tahoma" w:eastAsia="Arial" w:hAnsi="Tahoma" w:cs="Tahoma"/>
                 <w:b/>
                 <w:bCs/>
-                <w:color w:val="000000"/>
                 <w:sz w:val="16"/>
                 <w:szCs w:val="16"/>
               </w:rPr>
@@ -1348,122 +483,20 @@
             <w:proofErr w:type="spellStart"/>
             <w:r>
               <w:rPr>
-                <w:rFonts w:ascii="Tahoma" w:eastAsia="Times New Roman" w:hAnsi="Tahoma" w:cs="Tahoma"/>
+                <w:rFonts w:ascii="Tahoma" w:eastAsia="Arial" w:hAnsi="Tahoma" w:cs="Tahoma"/>
+                <w:b/>
                 <w:bCs/>
-                <w:color w:val="000000"/>
-                <w:sz w:val="16"/>
-                <w:szCs w:val="16"/>
-              </w:rPr>
-              <w:t>InvoicingPartyName</w:t>
+                <w:sz w:val="16"/>
+                <w:szCs w:val="16"/>
+              </w:rPr>
+              <w:t>materialItems</w:t>
             </w:r>
             <w:proofErr w:type="spellEnd"/>
             <w:r>
               <w:rPr>
-                <w:rFonts w:ascii="Tahoma" w:eastAsia="Times New Roman" w:hAnsi="Tahoma" w:cs="Tahoma"/>
-                <w:b/>
-                <w:bCs/>
-                <w:color w:val="000000"/>
-                <w:sz w:val="16"/>
-                <w:szCs w:val="16"/>
-              </w:rPr>
-              <w:t xml:space="preserve">} </w:t>
-            </w:r>
-          </w:p>
-          <w:p>
-            <w:pPr>
-              <w:rPr>
-                <w:rFonts w:ascii="Tahoma" w:eastAsia="Times New Roman" w:hAnsi="Tahoma" w:cs="Tahoma"/>
-                <w:color w:val="000000"/>
-                <w:sz w:val="16"/>
-                <w:szCs w:val="16"/>
-              </w:rPr>
-            </w:pPr>
-            <w:r>
-              <w:rPr>
                 <w:rFonts w:ascii="Tahoma" w:eastAsia="Arial" w:hAnsi="Tahoma" w:cs="Tahoma"/>
                 <w:b/>
                 <w:bCs/>
-                <w:sz w:val="16"/>
-                <w:szCs w:val="16"/>
-              </w:rPr>
-              <w:t xml:space="preserve">Address: </w:t>
-            </w:r>
-            <w:r>
-              <w:rPr>
-                <w:rFonts w:ascii="Tahoma" w:eastAsia="Times New Roman" w:hAnsi="Tahoma" w:cs="Tahoma"/>
-                <w:color w:val="000000"/>
-                <w:sz w:val="16"/>
-                <w:szCs w:val="16"/>
-              </w:rPr>
-              <w:t>{</w:t>
-            </w:r>
-            <w:proofErr w:type="spellStart"/>
-            <w:r>
-              <w:rPr>
-                <w:rFonts w:ascii="Tahoma" w:hAnsi="Tahoma" w:cs="Tahoma"/>
-                <w:color w:val="000000"/>
-                <w:sz w:val="16"/>
-                <w:szCs w:val="16"/>
-              </w:rPr>
-              <w:t>InvoicingByAddress</w:t>
-            </w:r>
-            <w:proofErr w:type="spellEnd"/>
-            <w:r>
-              <w:rPr>
-                <w:rFonts w:ascii="Tahoma" w:eastAsia="Times New Roman" w:hAnsi="Tahoma" w:cs="Tahoma"/>
-                <w:color w:val="000000"/>
-                <w:sz w:val="16"/>
-                <w:szCs w:val="16"/>
-              </w:rPr>
-              <w:t>}</w:t>
-            </w:r>
-          </w:p>
-          <w:p>
-            <w:pPr>
-              <w:rPr>
-                <w:rFonts w:ascii="Tahoma" w:hAnsi="Tahoma" w:cs="Tahoma"/>
-                <w:sz w:val="16"/>
-                <w:szCs w:val="16"/>
-              </w:rPr>
-            </w:pPr>
-            <w:r>
-              <w:rPr>
-                <w:rFonts w:ascii="Tahoma" w:eastAsia="Times New Roman" w:hAnsi="Tahoma" w:cs="Tahoma"/>
-                <w:b/>
-                <w:bCs/>
-                <w:color w:val="000000"/>
-                <w:sz w:val="16"/>
-                <w:szCs w:val="16"/>
-              </w:rPr>
-              <w:t xml:space="preserve">GSTIN </w:t>
-            </w:r>
-            <w:r>
-              <w:rPr>
-                <w:rFonts w:ascii="Tahoma" w:eastAsia="Times New Roman" w:hAnsi="Tahoma" w:cs="Tahoma"/>
-                <w:bCs/>
-                <w:color w:val="000000"/>
-                <w:sz w:val="16"/>
-                <w:szCs w:val="16"/>
-              </w:rPr>
-              <w:t>{</w:t>
-            </w:r>
-            <w:proofErr w:type="spellStart"/>
-            <w:r>
-              <w:rPr>
-                <w:rFonts w:ascii="Tahoma" w:eastAsia="Times New Roman" w:hAnsi="Tahoma" w:cs="Tahoma"/>
-                <w:bCs/>
-                <w:color w:val="000000"/>
-                <w:sz w:val="16"/>
-                <w:szCs w:val="16"/>
-              </w:rPr>
-              <w:t>InvoicingPartyGSTIN</w:t>
-            </w:r>
-            <w:proofErr w:type="spellEnd"/>
-            <w:r>
-              <w:rPr>
-                <w:rFonts w:ascii="Tahoma" w:eastAsia="Times New Roman" w:hAnsi="Tahoma" w:cs="Tahoma"/>
-                <w:bCs/>
-                <w:color w:val="000000"/>
                 <w:sz w:val="16"/>
                 <w:szCs w:val="16"/>
               </w:rPr>
@@ -1477,72 +510,12 @@
           <w:tblLook w:val="0000" w:firstRow="0" w:lastRow="0" w:firstColumn="0" w:lastColumn="0" w:noHBand="0" w:noVBand="0"/>
         </w:tblPrEx>
         <w:trPr>
-          <w:trHeight w:val="260"/>
+          <w:trHeight w:val="336"/>
         </w:trPr>
         <w:tc>
           <w:tcPr>
-            <w:tcW w:w="18900" w:type="dxa"/>
-            <w:gridSpan w:val="6"/>
-            <w:tcBorders>
-              <w:left w:val="single" w:sz="4" w:space="0" w:color="auto"/>
-            </w:tcBorders>
-          </w:tcPr>
-          <w:p>
-            <w:pPr>
-              <w:rPr>
-                <w:rFonts w:ascii="Tahoma" w:eastAsia="Arial" w:hAnsi="Tahoma" w:cs="Tahoma"/>
-                <w:b/>
-                <w:bCs/>
-                <w:sz w:val="16"/>
-                <w:szCs w:val="16"/>
-              </w:rPr>
-            </w:pPr>
-            <w:r>
-              <w:rPr>
-                <w:rFonts w:ascii="Tahoma" w:eastAsia="Arial" w:hAnsi="Tahoma" w:cs="Tahoma"/>
-                <w:b/>
-                <w:bCs/>
-                <w:sz w:val="16"/>
-                <w:szCs w:val="16"/>
-              </w:rPr>
-              <w:t>{</w:t>
-            </w:r>
-            <w:proofErr w:type="spellStart"/>
-            <w:r>
-              <w:rPr>
-                <w:rFonts w:ascii="Tahoma" w:eastAsia="Arial" w:hAnsi="Tahoma" w:cs="Tahoma"/>
-                <w:b/>
-                <w:bCs/>
-                <w:sz w:val="16"/>
-                <w:szCs w:val="16"/>
-              </w:rPr>
-              <w:t>materialItems</w:t>
-            </w:r>
-            <w:proofErr w:type="spellEnd"/>
-            <w:r>
-              <w:rPr>
-                <w:rFonts w:ascii="Tahoma" w:eastAsia="Arial" w:hAnsi="Tahoma" w:cs="Tahoma"/>
-                <w:b/>
-                <w:bCs/>
-                <w:sz w:val="16"/>
-                <w:szCs w:val="16"/>
-              </w:rPr>
-              <w:t>}</w:t>
-            </w:r>
-          </w:p>
-        </w:tc>
-      </w:tr>
-      <w:tr>
-        <w:tblPrEx>
-          <w:tblLook w:val="0000" w:firstRow="0" w:lastRow="0" w:firstColumn="0" w:lastColumn="0" w:noHBand="0" w:noVBand="0"/>
-        </w:tblPrEx>
-        <w:trPr>
-          <w:trHeight w:val="341"/>
-        </w:trPr>
-        <w:tc>
-          <w:tcPr>
-            <w:tcW w:w="18900" w:type="dxa"/>
-            <w:gridSpan w:val="6"/>
+            <w:tcW w:w="14578" w:type="dxa"/>
+            <w:gridSpan w:val="3"/>
             <w:tcBorders>
               <w:left w:val="single" w:sz="4" w:space="0" w:color="auto"/>
             </w:tcBorders>
@@ -1660,11 +633,11 @@
           <w:tblLook w:val="0000" w:firstRow="0" w:lastRow="0" w:firstColumn="0" w:lastColumn="0" w:noHBand="0" w:noVBand="0"/>
         </w:tblPrEx>
         <w:trPr>
-          <w:trHeight w:val="791"/>
+          <w:trHeight w:val="779"/>
         </w:trPr>
         <w:tc>
           <w:tcPr>
-            <w:tcW w:w="9711" w:type="dxa"/>
+            <w:tcW w:w="7490" w:type="dxa"/>
             <w:gridSpan w:val="2"/>
             <w:tcBorders>
               <w:left w:val="single" w:sz="4" w:space="0" w:color="auto"/>
@@ -1768,15 +741,14 @@
         </w:tc>
         <w:tc>
           <w:tcPr>
-            <w:tcW w:w="9189" w:type="dxa"/>
-            <w:gridSpan w:val="4"/>
+            <w:tcW w:w="7088" w:type="dxa"/>
             <w:tcBorders>
               <w:left w:val="single" w:sz="4" w:space="0" w:color="auto"/>
             </w:tcBorders>
           </w:tcPr>
           <w:p>
             <w:pPr>
-              <w:jc w:val="right"/>
+              <w:jc w:val="center"/>
               <w:rPr>
                 <w:rFonts w:ascii="Tahoma" w:hAnsi="Tahoma" w:cs="Tahoma"/>
                 <w:b/>
@@ -1785,6 +757,16 @@
                 <w:szCs w:val="16"/>
               </w:rPr>
             </w:pPr>
+            <w:r>
+              <w:rPr>
+                <w:rFonts w:ascii="Tahoma" w:eastAsia="Arial" w:hAnsi="Tahoma" w:cs="Tahoma"/>
+                <w:b/>
+                <w:bCs/>
+                <w:sz w:val="16"/>
+                <w:szCs w:val="16"/>
+              </w:rPr>
+              <w:t xml:space="preserve">                </w:t>
+            </w:r>
             <w:r>
               <w:rPr>
                 <w:rFonts w:ascii="Tahoma" w:eastAsia="Arial" w:hAnsi="Tahoma" w:cs="Tahoma"/>
@@ -1885,12 +867,12 @@
           <w:tblLook w:val="0000" w:firstRow="0" w:lastRow="0" w:firstColumn="0" w:lastColumn="0" w:noHBand="0" w:noVBand="0"/>
         </w:tblPrEx>
         <w:trPr>
-          <w:trHeight w:val="1691"/>
+          <w:trHeight w:val="1666"/>
         </w:trPr>
         <w:tc>
           <w:tcPr>
-            <w:tcW w:w="18900" w:type="dxa"/>
-            <w:gridSpan w:val="6"/>
+            <w:tcW w:w="14578" w:type="dxa"/>
+            <w:gridSpan w:val="3"/>
             <w:tcBorders>
               <w:left w:val="single" w:sz="4" w:space="0" w:color="auto"/>
             </w:tcBorders>
@@ -1913,15 +895,15 @@
               <w:tblLook w:val="04A0" w:firstRow="1" w:lastRow="0" w:firstColumn="1" w:lastColumn="0" w:noHBand="0" w:noVBand="1"/>
             </w:tblPr>
             <w:tblGrid>
-              <w:gridCol w:w="2787"/>
+              <w:gridCol w:w="2150"/>
             </w:tblGrid>
             <w:tr>
               <w:trPr>
-                <w:trHeight w:val="1166"/>
+                <w:trHeight w:val="1149"/>
               </w:trPr>
               <w:tc>
                 <w:tcPr>
-                  <w:tcW w:w="2787" w:type="dxa"/>
+                  <w:tcW w:w="2150" w:type="dxa"/>
                 </w:tcPr>
                 <w:p>
                   <w:pPr>
@@ -2081,7 +1063,11 @@
               </w:tc>
             </w:tr>
           </w:tbl>
-          <w:p/>
+          <w:p>
+            <w:pPr>
+              <w:ind w:firstLine="720"/>
+            </w:pPr>
+          </w:p>
           <w:p>
             <w:pPr>
               <w:jc w:val="both"/>
@@ -2101,12 +1087,12 @@
           <w:tblLook w:val="0000" w:firstRow="0" w:lastRow="0" w:firstColumn="0" w:lastColumn="0" w:noHBand="0" w:noVBand="0"/>
         </w:tblPrEx>
         <w:trPr>
-          <w:trHeight w:val="614"/>
+          <w:trHeight w:val="605"/>
         </w:trPr>
         <w:tc>
           <w:tcPr>
-            <w:tcW w:w="18900" w:type="dxa"/>
-            <w:gridSpan w:val="6"/>
+            <w:tcW w:w="14578" w:type="dxa"/>
+            <w:gridSpan w:val="3"/>
             <w:tcBorders>
               <w:left w:val="single" w:sz="4" w:space="0" w:color="auto"/>
             </w:tcBorders>
@@ -2128,17 +1114,17 @@
               <w:tblLook w:val="04A0" w:firstRow="1" w:lastRow="0" w:firstColumn="1" w:lastColumn="0" w:noHBand="0" w:noVBand="1"/>
             </w:tblPr>
             <w:tblGrid>
-              <w:gridCol w:w="3267"/>
-              <w:gridCol w:w="3267"/>
-              <w:gridCol w:w="3267"/>
+              <w:gridCol w:w="2520"/>
+              <w:gridCol w:w="2520"/>
+              <w:gridCol w:w="2520"/>
             </w:tblGrid>
             <w:tr>
               <w:trPr>
-                <w:trHeight w:val="137"/>
+                <w:trHeight w:val="135"/>
               </w:trPr>
               <w:tc>
                 <w:tcPr>
-                  <w:tcW w:w="3267" w:type="dxa"/>
+                  <w:tcW w:w="2520" w:type="dxa"/>
                 </w:tcPr>
                 <w:p>
                   <w:pPr>
@@ -2161,7 +1147,7 @@
                     <mc:AlternateContent>
                       <mc:Choice Requires="wps">
                         <w:drawing>
-                          <wp:anchor distT="0" distB="0" distL="114300" distR="114300" simplePos="0" relativeHeight="251665920" behindDoc="0" locked="0" layoutInCell="1" allowOverlap="1" wp14:anchorId="1A7D440C" wp14:editId="52A832A3">
+                          <wp:anchor distT="0" distB="0" distL="114300" distR="114300" simplePos="0" relativeHeight="251670016" behindDoc="0" locked="0" layoutInCell="1" allowOverlap="1" wp14:anchorId="1A7D440C" wp14:editId="52A832A3">
                             <wp:simplePos x="0" y="0"/>
                             <wp:positionH relativeFrom="column">
                               <wp:posOffset>383679</wp:posOffset>
@@ -2209,9 +1195,9 @@
                           </wp:anchor>
                         </w:drawing>
                       </mc:Choice>
-                      <mc:Fallback xmlns:w15="http://schemas.microsoft.com/office/word/2012/wordml">
+                      <mc:Fallback>
                         <w:pict>
-                          <v:line w14:anchorId="5D5311E2" id="Straight Connector 3" o:spid="_x0000_s1026" style="position:absolute;flip:x;z-index:251665920;visibility:visible;mso-wrap-style:square;mso-width-percent:0;mso-height-percent:0;mso-wrap-distance-left:9pt;mso-wrap-distance-top:0;mso-wrap-distance-right:9pt;mso-wrap-distance-bottom:0;mso-position-horizontal:absolute;mso-position-horizontal-relative:text;mso-position-vertical:absolute;mso-position-vertical-relative:text;mso-width-percent:0;mso-height-percent:0;mso-width-relative:margin;mso-height-relative:margin" from="30.2pt,8.35pt" to="139.75pt,8.35pt" o:gfxdata="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" strokecolor="windowText" strokeweight=".5pt">
+                          <v:line id="Straight Connector 3" o:spid="_x0000_s1026" style="position:absolute;flip:x;z-index:251670016;visibility:visible;mso-wrap-style:square;mso-width-percent:0;mso-height-percent:0;mso-wrap-distance-left:9pt;mso-wrap-distance-top:0;mso-wrap-distance-right:9pt;mso-wrap-distance-bottom:0;mso-position-horizontal:absolute;mso-position-horizontal-relative:text;mso-position-vertical:absolute;mso-position-vertical-relative:text;mso-width-percent:0;mso-height-percent:0;mso-width-relative:margin;mso-height-relative:margin" from="30.2pt,8.35pt" to="139.75pt,8.35pt" o:gfxdata="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" strokecolor="windowText" strokeweight=".5pt">
                             <v:stroke joinstyle="miter"/>
                           </v:line>
                         </w:pict>
@@ -2261,7 +1247,7 @@
               </w:tc>
               <w:tc>
                 <w:tcPr>
-                  <w:tcW w:w="3267" w:type="dxa"/>
+                  <w:tcW w:w="2520" w:type="dxa"/>
                 </w:tcPr>
                 <w:p>
                   <w:pPr>
@@ -2284,7 +1270,7 @@
                     <mc:AlternateContent>
                       <mc:Choice Requires="wps">
                         <w:drawing>
-                          <wp:anchor distT="0" distB="0" distL="114300" distR="114300" simplePos="0" relativeHeight="251666944" behindDoc="0" locked="0" layoutInCell="1" allowOverlap="1" wp14:anchorId="19AB6C7C" wp14:editId="606D9FA5">
+                          <wp:anchor distT="0" distB="0" distL="114300" distR="114300" simplePos="0" relativeHeight="251671040" behindDoc="0" locked="0" layoutInCell="1" allowOverlap="1" wp14:anchorId="19AB6C7C" wp14:editId="606D9FA5">
                             <wp:simplePos x="0" y="0"/>
                             <wp:positionH relativeFrom="column">
                               <wp:posOffset>298395</wp:posOffset>
@@ -2329,9 +1315,9 @@
                           </wp:anchor>
                         </w:drawing>
                       </mc:Choice>
-                      <mc:Fallback xmlns:w15="http://schemas.microsoft.com/office/word/2012/wordml">
+                      <mc:Fallback>
                         <w:pict>
-                          <v:line w14:anchorId="12D3397A" id="Straight Connector 1" o:spid="_x0000_s1026" style="position:absolute;z-index:251666944;visibility:visible;mso-wrap-style:square;mso-width-percent:0;mso-wrap-distance-left:9pt;mso-wrap-distance-top:0;mso-wrap-distance-right:9pt;mso-wrap-distance-bottom:0;mso-position-horizontal:absolute;mso-position-horizontal-relative:text;mso-position-vertical:absolute;mso-position-vertical-relative:text;mso-width-percent:0;mso-width-relative:margin" from="23.5pt,8.35pt" to="143.7pt,8.35pt" o:gfxdata="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" strokecolor="windowText" strokeweight=".5pt">
+                          <v:line id="Straight Connector 1" o:spid="_x0000_s1026" style="position:absolute;z-index:251671040;visibility:visible;mso-wrap-style:square;mso-width-percent:0;mso-wrap-distance-left:9pt;mso-wrap-distance-top:0;mso-wrap-distance-right:9pt;mso-wrap-distance-bottom:0;mso-position-horizontal:absolute;mso-position-horizontal-relative:text;mso-position-vertical:absolute;mso-position-vertical-relative:text;mso-width-percent:0;mso-width-relative:margin" from="23.5pt,8.35pt" to="143.7pt,8.35pt" o:gfxdata="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" strokecolor="windowText" strokeweight=".5pt">
                             <v:stroke joinstyle="miter"/>
                           </v:line>
                         </w:pict>
@@ -2381,7 +1367,7 @@
               </w:tc>
               <w:tc>
                 <w:tcPr>
-                  <w:tcW w:w="3267" w:type="dxa"/>
+                  <w:tcW w:w="2520" w:type="dxa"/>
                 </w:tcPr>
                 <w:p>
                   <w:pPr>
@@ -2404,7 +1390,7 @@
                     <mc:AlternateContent>
                       <mc:Choice Requires="wps">
                         <w:drawing>
-                          <wp:anchor distT="0" distB="0" distL="114300" distR="114300" simplePos="0" relativeHeight="251667968" behindDoc="0" locked="0" layoutInCell="1" allowOverlap="1" wp14:anchorId="68926B89" wp14:editId="54344481">
+                          <wp:anchor distT="0" distB="0" distL="114300" distR="114300" simplePos="0" relativeHeight="251672064" behindDoc="0" locked="0" layoutInCell="1" allowOverlap="1" wp14:anchorId="68926B89" wp14:editId="54344481">
                             <wp:simplePos x="0" y="0"/>
                             <wp:positionH relativeFrom="column">
                               <wp:posOffset>395991</wp:posOffset>
@@ -2446,9 +1432,9 @@
                           </wp:anchor>
                         </w:drawing>
                       </mc:Choice>
-                      <mc:Fallback xmlns:w15="http://schemas.microsoft.com/office/word/2012/wordml">
+                      <mc:Fallback>
                         <w:pict>
-                          <v:line w14:anchorId="2427705F" id="Straight Connector 2" o:spid="_x0000_s1026" style="position:absolute;z-index:251667968;visibility:visible;mso-wrap-style:square;mso-wrap-distance-left:9pt;mso-wrap-distance-top:0;mso-wrap-distance-right:9pt;mso-wrap-distance-bottom:0;mso-position-horizontal:absolute;mso-position-horizontal-relative:text;mso-position-vertical:absolute;mso-position-vertical-relative:text" from="31.2pt,8.35pt" to="143.25pt,8.35pt" o:gfxdata="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" strokecolor="windowText" strokeweight=".5pt">
+                          <v:line id="Straight Connector 2" o:spid="_x0000_s1026" style="position:absolute;z-index:251672064;visibility:visible;mso-wrap-style:square;mso-wrap-distance-left:9pt;mso-wrap-distance-top:0;mso-wrap-distance-right:9pt;mso-wrap-distance-bottom:0;mso-position-horizontal:absolute;mso-position-horizontal-relative:text;mso-position-vertical:absolute;mso-position-vertical-relative:text" from="31.2pt,8.35pt" to="143.25pt,8.35pt" o:gfxdata="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" strokecolor="windowText" strokeweight=".5pt">
                             <v:stroke joinstyle="miter"/>
                           </v:line>
                         </w:pict>
@@ -2499,11 +1485,11 @@
             </w:tr>
             <w:tr>
               <w:trPr>
-                <w:trHeight w:val="128"/>
+                <w:trHeight w:val="126"/>
               </w:trPr>
               <w:tc>
                 <w:tcPr>
-                  <w:tcW w:w="3267" w:type="dxa"/>
+                  <w:tcW w:w="2520" w:type="dxa"/>
                 </w:tcPr>
                 <w:p>
                   <w:pPr>
@@ -2542,7 +1528,7 @@
               </w:tc>
               <w:tc>
                 <w:tcPr>
-                  <w:tcW w:w="3267" w:type="dxa"/>
+                  <w:tcW w:w="2520" w:type="dxa"/>
                 </w:tcPr>
                 <w:p>
                   <w:pPr>
@@ -2569,7 +1555,7 @@
               </w:tc>
               <w:tc>
                 <w:tcPr>
-                  <w:tcW w:w="3267" w:type="dxa"/>
+                  <w:tcW w:w="2520" w:type="dxa"/>
                 </w:tcPr>
                 <w:p>
                   <w:pPr>
@@ -5193,7 +4179,7 @@
 </file>
 
 <file path=customXml/itemProps1.xml><?xml version="1.0" encoding="utf-8"?>
-<ds:datastoreItem xmlns:ds="http://schemas.openxmlformats.org/officeDocument/2006/customXml" ds:itemID="{A57E66ED-9DC0-4F83-97B1-B5EBD8D7190B}">
+<ds:datastoreItem xmlns:ds="http://schemas.openxmlformats.org/officeDocument/2006/customXml" ds:itemID="{49C800B9-89D7-4925-B3AE-11EEF5844537}">
   <ds:schemaRefs>
     <ds:schemaRef ds:uri="http://schemas.openxmlformats.org/officeDocument/2006/bibliography"/>
   </ds:schemaRefs>

--- a/APLOS/POPResources/Templates/FGGRNRegisterReport202034.docx
+++ b/APLOS/POPResources/Templates/FGGRNRegisterReport202034.docx
@@ -247,22 +247,12 @@
       </w:tblGrid>
       <w:tr>
         <w:trPr>
-          <w:trHeight w:val="423"/>
+          <w:trHeight w:val="533"/>
         </w:trPr>
         <w:tc>
           <w:tcPr>
             <w:tcW w:w="3528" w:type="dxa"/>
           </w:tcPr>
-          <w:p>
-            <w:pPr>
-              <w:rPr>
-                <w:rFonts w:ascii="Tahoma" w:eastAsia="Times New Roman" w:hAnsi="Tahoma" w:cs="Tahoma"/>
-                <w:color w:val="000000"/>
-                <w:sz w:val="16"/>
-                <w:szCs w:val="16"/>
-              </w:rPr>
-            </w:pPr>
-          </w:p>
           <w:p>
             <w:pPr>
               <w:pStyle w:val="paragraph"/>
@@ -348,7 +338,6 @@
               <w:spacing w:before="0" w:beforeAutospacing="0" w:after="0" w:afterAutospacing="0"/>
               <w:textAlignment w:val="baseline"/>
               <w:rPr>
-                <w:rStyle w:val="eop"/>
                 <w:rFonts w:ascii="Tahoma" w:hAnsi="Tahoma" w:cs="Tahoma"/>
                 <w:color w:val="000000"/>
                 <w:sz w:val="16"/>
@@ -397,25 +386,8 @@
               </w:rPr>
               <w:t>}</w:t>
             </w:r>
-            <w:r>
-              <w:rPr>
-                <w:rStyle w:val="eop"/>
-                <w:rFonts w:ascii="Tahoma" w:hAnsi="Tahoma" w:cs="Tahoma"/>
-                <w:color w:val="000000"/>
-                <w:sz w:val="16"/>
-                <w:szCs w:val="16"/>
-              </w:rPr>
-              <w:t xml:space="preserve">          </w:t>
-            </w:r>
-          </w:p>
-          <w:p>
-            <w:pPr>
-              <w:rPr>
-                <w:rFonts w:ascii="Tahoma" w:hAnsi="Tahoma" w:cs="Tahoma"/>
-                <w:sz w:val="16"/>
-                <w:szCs w:val="16"/>
-              </w:rPr>
-            </w:pPr>
+            <w:bookmarkStart w:id="0" w:name="_GoBack"/>
+            <w:bookmarkEnd w:id="0"/>
           </w:p>
         </w:tc>
         <w:tc>
@@ -431,17 +403,6 @@
                 <w:szCs w:val="16"/>
               </w:rPr>
             </w:pPr>
-          </w:p>
-          <w:p>
-            <w:pPr>
-              <w:rPr>
-                <w:rFonts w:ascii="Tahoma" w:hAnsi="Tahoma" w:cs="Tahoma"/>
-                <w:sz w:val="16"/>
-                <w:szCs w:val="16"/>
-              </w:rPr>
-            </w:pPr>
-            <w:bookmarkStart w:id="0" w:name="_GoBack"/>
-            <w:bookmarkEnd w:id="0"/>
           </w:p>
         </w:tc>
       </w:tr>
@@ -1640,12 +1601,8 @@
       </w:pPr>
     </w:p>
     <w:sectPr>
-      <w:headerReference w:type="even" r:id="rId9"/>
-      <w:headerReference w:type="default" r:id="rId10"/>
-      <w:footerReference w:type="even" r:id="rId11"/>
-      <w:footerReference w:type="default" r:id="rId12"/>
-      <w:headerReference w:type="first" r:id="rId13"/>
-      <w:footerReference w:type="first" r:id="rId14"/>
+      <w:headerReference w:type="default" r:id="rId9"/>
+      <w:footerReference w:type="default" r:id="rId10"/>
       <w:pgSz w:w="20160" w:h="12240" w:orient="landscape" w:code="5"/>
       <w:pgMar w:top="1440" w:right="1800" w:bottom="1440" w:left="1800" w:header="0" w:footer="0" w:gutter="0"/>
       <w:cols w:space="720"/>
@@ -1675,16 +1632,6 @@
 </file>
 
 <file path=word/footer1.xml><?xml version="1.0" encoding="utf-8"?>
-<w:ftr xmlns:wpc="http://schemas.microsoft.com/office/word/2010/wordprocessingCanvas" xmlns:mc="http://schemas.openxmlformats.org/markup-compatibility/2006" xmlns:o="urn:schemas-microsoft-com:office:office" xmlns:r="http://schemas.openxmlformats.org/officeDocument/2006/relationships" xmlns:m="http://schemas.openxmlformats.org/officeDocument/2006/math" xmlns:v="urn:schemas-microsoft-com:vml" xmlns:wp14="http://schemas.microsoft.com/office/word/2010/wordprocessingDrawing" xmlns:wp="http://schemas.openxmlformats.org/drawingml/2006/wordprocessingDrawing" xmlns:w10="urn:schemas-microsoft-com:office:word" xmlns:w="http://schemas.openxmlformats.org/wordprocessingml/2006/main" xmlns:w14="http://schemas.microsoft.com/office/word/2010/wordml" xmlns:wpg="http://schemas.microsoft.com/office/word/2010/wordprocessingGroup" xmlns:wpi="http://schemas.microsoft.com/office/word/2010/wordprocessingInk" xmlns:wne="http://schemas.microsoft.com/office/word/2006/wordml" xmlns:wps="http://schemas.microsoft.com/office/word/2010/wordprocessingShape" mc:Ignorable="w14 wp14">
-  <w:p>
-    <w:pPr>
-      <w:pStyle w:val="Footer"/>
-    </w:pPr>
-  </w:p>
-</w:ftr>
-</file>
-
-<file path=word/footer2.xml><?xml version="1.0" encoding="utf-8"?>
 <w:ftr xmlns:wpc="http://schemas.microsoft.com/office/word/2010/wordprocessingCanvas" xmlns:mc="http://schemas.openxmlformats.org/markup-compatibility/2006" xmlns:o="urn:schemas-microsoft-com:office:office" xmlns:r="http://schemas.openxmlformats.org/officeDocument/2006/relationships" xmlns:m="http://schemas.openxmlformats.org/officeDocument/2006/math" xmlns:v="urn:schemas-microsoft-com:vml" xmlns:wp14="http://schemas.microsoft.com/office/word/2010/wordprocessingDrawing" xmlns:wp="http://schemas.openxmlformats.org/drawingml/2006/wordprocessingDrawing" xmlns:w10="urn:schemas-microsoft-com:office:word" xmlns:w="http://schemas.openxmlformats.org/wordprocessingml/2006/main" xmlns:w14="http://schemas.microsoft.com/office/word/2010/wordml" xmlns:wpg="http://schemas.microsoft.com/office/word/2010/wordprocessingGroup" xmlns:wpi="http://schemas.microsoft.com/office/word/2010/wordprocessingInk" xmlns:wne="http://schemas.microsoft.com/office/word/2006/wordml" xmlns:wps="http://schemas.microsoft.com/office/word/2010/wordprocessingShape" mc:Ignorable="w14 wp14">
   <w:p>
     <w:pPr>
@@ -1913,16 +1860,6 @@
 </w:ftr>
 </file>
 
-<file path=word/footer3.xml><?xml version="1.0" encoding="utf-8"?>
-<w:ftr xmlns:wpc="http://schemas.microsoft.com/office/word/2010/wordprocessingCanvas" xmlns:mc="http://schemas.openxmlformats.org/markup-compatibility/2006" xmlns:o="urn:schemas-microsoft-com:office:office" xmlns:r="http://schemas.openxmlformats.org/officeDocument/2006/relationships" xmlns:m="http://schemas.openxmlformats.org/officeDocument/2006/math" xmlns:v="urn:schemas-microsoft-com:vml" xmlns:wp14="http://schemas.microsoft.com/office/word/2010/wordprocessingDrawing" xmlns:wp="http://schemas.openxmlformats.org/drawingml/2006/wordprocessingDrawing" xmlns:w10="urn:schemas-microsoft-com:office:word" xmlns:w="http://schemas.openxmlformats.org/wordprocessingml/2006/main" xmlns:w14="http://schemas.microsoft.com/office/word/2010/wordml" xmlns:wpg="http://schemas.microsoft.com/office/word/2010/wordprocessingGroup" xmlns:wpi="http://schemas.microsoft.com/office/word/2010/wordprocessingInk" xmlns:wne="http://schemas.microsoft.com/office/word/2006/wordml" xmlns:wps="http://schemas.microsoft.com/office/word/2010/wordprocessingShape" mc:Ignorable="w14 wp14">
-  <w:p>
-    <w:pPr>
-      <w:pStyle w:val="Footer"/>
-    </w:pPr>
-  </w:p>
-</w:ftr>
-</file>
-
 <file path=word/footnotes.xml><?xml version="1.0" encoding="utf-8"?>
 <w:footnotes xmlns:wpc="http://schemas.microsoft.com/office/word/2010/wordprocessingCanvas" xmlns:mc="http://schemas.openxmlformats.org/markup-compatibility/2006" xmlns:o="urn:schemas-microsoft-com:office:office" xmlns:r="http://schemas.openxmlformats.org/officeDocument/2006/relationships" xmlns:m="http://schemas.openxmlformats.org/officeDocument/2006/math" xmlns:v="urn:schemas-microsoft-com:vml" xmlns:wp14="http://schemas.microsoft.com/office/word/2010/wordprocessingDrawing" xmlns:wp="http://schemas.openxmlformats.org/drawingml/2006/wordprocessingDrawing" xmlns:w10="urn:schemas-microsoft-com:office:word" xmlns:w="http://schemas.openxmlformats.org/wordprocessingml/2006/main" xmlns:w14="http://schemas.microsoft.com/office/word/2010/wordml" xmlns:wpg="http://schemas.microsoft.com/office/word/2010/wordprocessingGroup" xmlns:wpi="http://schemas.microsoft.com/office/word/2010/wordprocessingInk" xmlns:wne="http://schemas.microsoft.com/office/word/2006/wordml" xmlns:wps="http://schemas.microsoft.com/office/word/2010/wordprocessingShape" mc:Ignorable="w14 wp14">
   <w:footnote w:type="separator" w:id="-1">
@@ -1943,16 +1880,6 @@
 </file>
 
 <file path=word/header1.xml><?xml version="1.0" encoding="utf-8"?>
-<w:hdr xmlns:wpc="http://schemas.microsoft.com/office/word/2010/wordprocessingCanvas" xmlns:mc="http://schemas.openxmlformats.org/markup-compatibility/2006" xmlns:o="urn:schemas-microsoft-com:office:office" xmlns:r="http://schemas.openxmlformats.org/officeDocument/2006/relationships" xmlns:m="http://schemas.openxmlformats.org/officeDocument/2006/math" xmlns:v="urn:schemas-microsoft-com:vml" xmlns:wp14="http://schemas.microsoft.com/office/word/2010/wordprocessingDrawing" xmlns:wp="http://schemas.openxmlformats.org/drawingml/2006/wordprocessingDrawing" xmlns:w10="urn:schemas-microsoft-com:office:word" xmlns:w="http://schemas.openxmlformats.org/wordprocessingml/2006/main" xmlns:w14="http://schemas.microsoft.com/office/word/2010/wordml" xmlns:wpg="http://schemas.microsoft.com/office/word/2010/wordprocessingGroup" xmlns:wpi="http://schemas.microsoft.com/office/word/2010/wordprocessingInk" xmlns:wne="http://schemas.microsoft.com/office/word/2006/wordml" xmlns:wps="http://schemas.microsoft.com/office/word/2010/wordprocessingShape" mc:Ignorable="w14 wp14">
-  <w:p>
-    <w:pPr>
-      <w:pStyle w:val="Header"/>
-    </w:pPr>
-  </w:p>
-</w:hdr>
-</file>
-
-<file path=word/header2.xml><?xml version="1.0" encoding="utf-8"?>
 <w:hdr xmlns:wpc="http://schemas.microsoft.com/office/word/2010/wordprocessingCanvas" xmlns:mc="http://schemas.openxmlformats.org/markup-compatibility/2006" xmlns:o="urn:schemas-microsoft-com:office:office" xmlns:r="http://schemas.openxmlformats.org/officeDocument/2006/relationships" xmlns:m="http://schemas.openxmlformats.org/officeDocument/2006/math" xmlns:v="urn:schemas-microsoft-com:vml" xmlns:wp14="http://schemas.microsoft.com/office/word/2010/wordprocessingDrawing" xmlns:wp="http://schemas.openxmlformats.org/drawingml/2006/wordprocessingDrawing" xmlns:w10="urn:schemas-microsoft-com:office:word" xmlns:w="http://schemas.openxmlformats.org/wordprocessingml/2006/main" xmlns:w14="http://schemas.microsoft.com/office/word/2010/wordml" xmlns:wpg="http://schemas.microsoft.com/office/word/2010/wordprocessingGroup" xmlns:wpi="http://schemas.microsoft.com/office/word/2010/wordprocessingInk" xmlns:wne="http://schemas.microsoft.com/office/word/2006/wordml" xmlns:wps="http://schemas.microsoft.com/office/word/2010/wordprocessingShape" mc:Ignorable="w14 wp14">
   <w:p>
     <w:pPr>
@@ -2700,14 +2627,32 @@
         </mc:Fallback>
       </mc:AlternateContent>
     </w:r>
+  </w:p>
+  <w:p>
+    <w:pPr>
+      <w:pStyle w:val="Header"/>
+      <w:tabs>
+        <w:tab w:val="clear" w:pos="4680"/>
+        <w:tab w:val="clear" w:pos="9360"/>
+        <w:tab w:val="left" w:pos="1516"/>
+      </w:tabs>
+    </w:pPr>
     <w:r>
       <w:rPr>
         <w:noProof/>
       </w:rPr>
       <w:drawing>
-        <wp:inline distT="0" distB="0" distL="0" distR="0" wp14:anchorId="057C57E5" wp14:editId="0E448E5D">
-          <wp:extent cx="914400" cy="709448"/>
-          <wp:effectExtent l="0" t="0" r="0" b="0"/>
+        <wp:anchor distT="0" distB="0" distL="114300" distR="114300" simplePos="0" relativeHeight="251660288" behindDoc="1" locked="0" layoutInCell="1" allowOverlap="1" wp14:anchorId="7011BFA2" wp14:editId="686F9215">
+          <wp:simplePos x="0" y="0"/>
+          <wp:positionH relativeFrom="column">
+            <wp:posOffset>647700</wp:posOffset>
+          </wp:positionH>
+          <wp:positionV relativeFrom="paragraph">
+            <wp:posOffset>95885</wp:posOffset>
+          </wp:positionV>
+          <wp:extent cx="698500" cy="541655"/>
+          <wp:effectExtent l="0" t="0" r="6350" b="0"/>
+          <wp:wrapSquare wrapText="bothSides"/>
           <wp:docPr id="6" name="Picture 6"/>
           <wp:cNvGraphicFramePr>
             <a:graphicFrameLocks xmlns:a="http://schemas.openxmlformats.org/drawingml/2006/main" noChangeAspect="1"/>
@@ -2734,7 +2679,7 @@
                 <pic:spPr>
                   <a:xfrm>
                     <a:off x="0" y="0"/>
-                    <a:ext cx="956710" cy="742275"/>
+                    <a:ext cx="698500" cy="541655"/>
                   </a:xfrm>
                   <a:prstGeom prst="rect">
                     <a:avLst/>
@@ -2743,32 +2688,18 @@
               </pic:pic>
             </a:graphicData>
           </a:graphic>
-        </wp:inline>
+          <wp14:sizeRelH relativeFrom="page">
+            <wp14:pctWidth>0</wp14:pctWidth>
+          </wp14:sizeRelH>
+          <wp14:sizeRelV relativeFrom="page">
+            <wp14:pctHeight>0</wp14:pctHeight>
+          </wp14:sizeRelV>
+        </wp:anchor>
       </w:drawing>
     </w:r>
-  </w:p>
-  <w:p>
-    <w:pPr>
-      <w:pStyle w:val="Header"/>
-      <w:tabs>
-        <w:tab w:val="clear" w:pos="4680"/>
-        <w:tab w:val="clear" w:pos="9360"/>
-        <w:tab w:val="left" w:pos="1516"/>
-      </w:tabs>
-    </w:pPr>
     <w:r>
       <w:tab/>
     </w:r>
-  </w:p>
-</w:hdr>
-</file>
-
-<file path=word/header3.xml><?xml version="1.0" encoding="utf-8"?>
-<w:hdr xmlns:wpc="http://schemas.microsoft.com/office/word/2010/wordprocessingCanvas" xmlns:mc="http://schemas.openxmlformats.org/markup-compatibility/2006" xmlns:o="urn:schemas-microsoft-com:office:office" xmlns:r="http://schemas.openxmlformats.org/officeDocument/2006/relationships" xmlns:m="http://schemas.openxmlformats.org/officeDocument/2006/math" xmlns:v="urn:schemas-microsoft-com:vml" xmlns:wp14="http://schemas.microsoft.com/office/word/2010/wordprocessingDrawing" xmlns:wp="http://schemas.openxmlformats.org/drawingml/2006/wordprocessingDrawing" xmlns:w10="urn:schemas-microsoft-com:office:word" xmlns:w="http://schemas.openxmlformats.org/wordprocessingml/2006/main" xmlns:w14="http://schemas.microsoft.com/office/word/2010/wordml" xmlns:wpg="http://schemas.microsoft.com/office/word/2010/wordprocessingGroup" xmlns:wpi="http://schemas.microsoft.com/office/word/2010/wordprocessingInk" xmlns:wne="http://schemas.microsoft.com/office/word/2006/wordml" xmlns:wps="http://schemas.microsoft.com/office/word/2010/wordprocessingShape" mc:Ignorable="w14 wp14">
-  <w:p>
-    <w:pPr>
-      <w:pStyle w:val="Header"/>
-    </w:pPr>
   </w:p>
 </w:hdr>
 </file>
@@ -4168,7 +4099,7 @@
   <a:extraClrSchemeLst/>
   <a:extLst>
     <a:ext uri="{05A4C25C-085E-4340-85A3-A5531E510DB2}">
-      <thm15:themeFamily xmlns="" xmlns:thm15="http://schemas.microsoft.com/office/thememl/2012/main" name="Office Theme" id="{62F939B6-93AF-4DB8-9C6B-D6C7DFDC589F}" vid="{4A3C46E8-61CC-4603-A589-7422A47A8E4A}"/>
+      <thm15:themeFamily xmlns:thm15="http://schemas.microsoft.com/office/thememl/2012/main" xmlns="" name="Office Theme" id="{62F939B6-93AF-4DB8-9C6B-D6C7DFDC589F}" vid="{4A3C46E8-61CC-4603-A589-7422A47A8E4A}"/>
     </a:ext>
   </a:extLst>
 </a:theme>
@@ -4179,7 +4110,7 @@
 </file>
 
 <file path=customXml/itemProps1.xml><?xml version="1.0" encoding="utf-8"?>
-<ds:datastoreItem xmlns:ds="http://schemas.openxmlformats.org/officeDocument/2006/customXml" ds:itemID="{49C800B9-89D7-4925-B3AE-11EEF5844537}">
+<ds:datastoreItem xmlns:ds="http://schemas.openxmlformats.org/officeDocument/2006/customXml" ds:itemID="{C0E4FE4B-300F-4B57-81BB-4D2FDCCC6996}">
   <ds:schemaRefs>
     <ds:schemaRef ds:uri="http://schemas.openxmlformats.org/officeDocument/2006/bibliography"/>
   </ds:schemaRefs>
